--- a/Introduction.docx
+++ b/Introduction.docx
@@ -2,6 +2,41 @@
 <file path=word/document.xml><?xml version="1.0" encoding="utf-8"?>
 <w:document xmlns:wpc="http://schemas.microsoft.com/office/word/2010/wordprocessingCanvas" xmlns:cx="http://schemas.microsoft.com/office/drawing/2014/chartex" xmlns:cx1="http://schemas.microsoft.com/office/drawing/2015/9/8/chartex" xmlns:cx2="http://schemas.microsoft.com/office/drawing/2015/10/21/chartex" xmlns:cx3="http://schemas.microsoft.com/office/drawing/2016/5/9/chartex" xmlns:cx4="http://schemas.microsoft.com/office/drawing/2016/5/10/chartex" xmlns:cx5="http://schemas.microsoft.com/office/drawing/2016/5/11/chartex" xmlns:cx6="http://schemas.microsoft.com/office/drawing/2016/5/12/chartex" xmlns:cx7="http://schemas.microsoft.com/office/drawing/2016/5/13/chartex" xmlns:cx8="http://schemas.microsoft.com/office/drawing/2016/5/14/chartex" xmlns:mc="http://schemas.openxmlformats.org/markup-compatibility/2006" xmlns:aink="http://schemas.microsoft.com/office/drawing/2016/ink" xmlns:am3d="http://schemas.microsoft.com/office/drawing/2017/model3d" xmlns:o="urn:schemas-microsoft-com:office:office" xmlns:oel="http://schemas.microsoft.com/office/2019/extlst" xmlns:r="http://schemas.openxmlformats.org/officeDocument/2006/relationships" xmlns:m="http://schemas.openxmlformats.org/officeDocument/2006/math" xmlns:v="urn:schemas-microsoft-com:vml" xmlns:wp14="http://schemas.microsoft.com/office/word/2010/wordprocessingDrawing" xmlns:wp="http://schemas.openxmlformats.org/drawingml/2006/wordprocessingDrawing" xmlns:w10="urn:schemas-microsoft-com:office:word" xmlns:w="http://schemas.openxmlformats.org/wordprocessingml/2006/main" xmlns:w14="http://schemas.microsoft.com/office/word/2010/wordml" xmlns:w15="http://schemas.microsoft.com/office/word/2012/wordml" xmlns:w16cex="http://schemas.microsoft.com/office/word/2018/wordml/cex" xmlns:w16cid="http://schemas.microsoft.com/office/word/2016/wordml/cid" xmlns:w16="http://schemas.microsoft.com/office/word/2018/wordml" xmlns:w16du="http://schemas.microsoft.com/office/word/2023/wordml/word16du" xmlns:w16sdtdh="http://schemas.microsoft.com/office/word/2020/wordml/sdtdatahash" xmlns:w16sdtfl="http://schemas.microsoft.com/office/word/2024/wordml/sdtformatlock" xmlns:w16se="http://schemas.microsoft.com/office/word/2015/wordml/symex" xmlns:wpg="http://schemas.microsoft.com/office/word/2010/wordprocessingGroup" xmlns:wpi="http://schemas.microsoft.com/office/word/2010/wordprocessingInk" xmlns:wne="http://schemas.microsoft.com/office/word/2006/wordml" xmlns:wps="http://schemas.microsoft.com/office/word/2010/wordprocessingShape" mc:Ignorable="w14 w15 w16se w16cid w16 w16cex w16sdtdh w16sdtfl w16du wp14">
   <w:body>
+    <w:p>
+      <w:pPr>
+        <w:ind w:left="360" w:hanging="360"/>
+        <w:jc w:val="center"/>
+        <w:rPr>
+          <w:b/>
+          <w:bCs/>
+          <w:sz w:val="32"/>
+          <w:szCs w:val="32"/>
+          <w:u w:val="single"/>
+        </w:rPr>
+      </w:pPr>
+      <w:r>
+        <w:rPr>
+          <w:b/>
+          <w:bCs/>
+          <w:sz w:val="32"/>
+          <w:szCs w:val="32"/>
+          <w:u w:val="single"/>
+        </w:rPr>
+        <w:t>Réalisation d’un jeu interactif en Java</w:t>
+      </w:r>
+    </w:p>
+    <w:p>
+      <w:pPr>
+        <w:ind w:left="360" w:hanging="360"/>
+        <w:jc w:val="center"/>
+        <w:rPr>
+          <w:b/>
+          <w:bCs/>
+          <w:sz w:val="32"/>
+          <w:szCs w:val="32"/>
+        </w:rPr>
+      </w:pPr>
+    </w:p>
     <w:p>
       <w:pPr>
         <w:pStyle w:val="Paragraphedeliste"/>
@@ -156,6 +191,7 @@
         </w:numPr>
       </w:pPr>
       <w:r>
+        <w:lastRenderedPageBreak/>
         <w:t>Génération et affichage d’un parcours sous forme de ligne brisée</w:t>
       </w:r>
     </w:p>
@@ -176,7 +212,6 @@
           <w:b/>
           <w:bCs/>
         </w:rPr>
-        <w:lastRenderedPageBreak/>
         <w:t>Analyse détaillée des fonctionnalités</w:t>
       </w:r>
     </w:p>
@@ -433,7 +468,6 @@
           <w:b/>
           <w:bCs/>
         </w:rPr>
-        <w:lastRenderedPageBreak/>
         <w:t>5. Génération et affichage d’un parcours sous forme de ligne brisée</w:t>
       </w:r>
     </w:p>
@@ -581,6 +615,19 @@
         <w:t>Cette organisation améliore la lisibilité, la maintenabilité et l’évolutivité du projet.</w:t>
       </w:r>
     </w:p>
+    <w:p/>
+    <w:p/>
+    <w:p/>
+    <w:p/>
+    <w:p/>
+    <w:p/>
+    <w:p/>
+    <w:p/>
+    <w:p/>
+    <w:p/>
+    <w:p/>
+    <w:p/>
+    <w:p/>
     <w:p/>
     <w:p>
       <w:pPr>
@@ -608,6 +655,30 @@
     </w:p>
     <w:p>
       <w:pPr>
+        <w:pStyle w:val="Paragraphedeliste"/>
+        <w:numPr>
+          <w:ilvl w:val="1"/>
+          <w:numId w:val="8"/>
+        </w:numPr>
+        <w:rPr>
+          <w:b/>
+          <w:bCs/>
+          <w:sz w:val="28"/>
+          <w:szCs w:val="28"/>
+        </w:rPr>
+      </w:pPr>
+      <w:r>
+        <w:rPr>
+          <w:b/>
+          <w:bCs/>
+          <w:sz w:val="28"/>
+          <w:szCs w:val="28"/>
+        </w:rPr>
+        <w:t>GANTT</w:t>
+      </w:r>
+    </w:p>
+    <w:p>
+      <w:pPr>
         <w:rPr>
           <w:noProof/>
         </w:rPr>
@@ -617,10 +688,10 @@
           <w:noProof/>
         </w:rPr>
         <w:drawing>
-          <wp:inline distT="0" distB="0" distL="0" distR="0" wp14:anchorId="0D48C750" wp14:editId="33CB38CF">
-            <wp:extent cx="5760720" cy="3470910"/>
+          <wp:inline distT="0" distB="0" distL="0" distR="0" wp14:anchorId="49FE2421" wp14:editId="02E3CFA4">
+            <wp:extent cx="5760720" cy="6423025"/>
             <wp:effectExtent l="0" t="0" r="0" b="0"/>
-            <wp:docPr id="867438537" name="Image 3" descr="Une image contenant texte, capture d’écran, nombre, Police&#10;&#10;Le contenu généré par l’IA peut être incorrect."/>
+            <wp:docPr id="112141116" name="Image 1" descr="Une image contenant texte, capture d’écran, nombre, diagramme&#10;&#10;Le contenu généré par l’IA peut être incorrect."/>
             <wp:cNvGraphicFramePr>
               <a:graphicFrameLocks xmlns:a="http://schemas.openxmlformats.org/drawingml/2006/main" noChangeAspect="1"/>
             </wp:cNvGraphicFramePr>
@@ -628,7 +699,7 @@
               <a:graphicData uri="http://schemas.openxmlformats.org/drawingml/2006/picture">
                 <pic:pic xmlns:pic="http://schemas.openxmlformats.org/drawingml/2006/picture">
                   <pic:nvPicPr>
-                    <pic:cNvPr id="867438537" name="Image 3" descr="Une image contenant texte, capture d’écran, nombre, Police&#10;&#10;Le contenu généré par l’IA peut être incorrect."/>
+                    <pic:cNvPr id="112141116" name="Image 1" descr="Une image contenant texte, capture d’écran, nombre, diagramme&#10;&#10;Le contenu généré par l’IA peut être incorrect."/>
                     <pic:cNvPicPr/>
                   </pic:nvPicPr>
                   <pic:blipFill>
@@ -646,7 +717,7 @@
                   <pic:spPr>
                     <a:xfrm>
                       <a:off x="0" y="0"/>
-                      <a:ext cx="5760720" cy="3470910"/>
+                      <a:ext cx="5760720" cy="6423025"/>
                     </a:xfrm>
                     <a:prstGeom prst="rect">
                       <a:avLst/>
@@ -661,13 +732,113 @@
     </w:p>
     <w:p>
       <w:pPr>
+        <w:spacing w:after="0"/>
+      </w:pPr>
+      <w:r>
+        <w:t>Le diagramme de Gantt présente l’organisation temporelle du projet.</w:t>
+      </w:r>
+    </w:p>
+    <w:p>
+      <w:pPr>
+        <w:spacing w:after="0"/>
+      </w:pPr>
+      <w:r>
+        <w:t>Les périodes notées S1 à S7 correspondent aux différentes séances de travail.</w:t>
+      </w:r>
+    </w:p>
+    <w:p>
+      <w:pPr>
+        <w:spacing w:after="0"/>
+      </w:pPr>
+      <w:r>
+        <w:t>Chaque tâche correspond à une fonctionnalité ou sous-fonctionnalité décrite</w:t>
+      </w:r>
+      <w:r>
+        <w:t xml:space="preserve"> </w:t>
+      </w:r>
+      <w:r>
+        <w:t>dans l’analyse détaillée.</w:t>
+      </w:r>
+    </w:p>
+    <w:p/>
+    <w:p>
+      <w:pPr>
+        <w:pStyle w:val="Paragraphedeliste"/>
+        <w:numPr>
+          <w:ilvl w:val="1"/>
+          <w:numId w:val="8"/>
+        </w:numPr>
+      </w:pPr>
+      <w:r>
+        <w:rPr>
+          <w:b/>
+          <w:bCs/>
+        </w:rPr>
+        <w:lastRenderedPageBreak/>
+        <w:t xml:space="preserve">Utilisation d’un assistant de programmation (GitHub </w:t>
+      </w:r>
+      <w:proofErr w:type="spellStart"/>
+      <w:r>
+        <w:rPr>
+          <w:b/>
+          <w:bCs/>
+        </w:rPr>
+        <w:t>Copilot</w:t>
+      </w:r>
+      <w:proofErr w:type="spellEnd"/>
+      <w:r>
+        <w:rPr>
+          <w:b/>
+          <w:bCs/>
+        </w:rPr>
+        <w:t>)</w:t>
+      </w:r>
+    </w:p>
+    <w:p>
+      <w:r>
+        <w:t xml:space="preserve">Au cours du projet, nous avons utilisé GitHub </w:t>
+      </w:r>
+      <w:proofErr w:type="spellStart"/>
+      <w:r>
+        <w:t>Copilot</w:t>
+      </w:r>
+      <w:proofErr w:type="spellEnd"/>
+      <w:r>
+        <w:t xml:space="preserve"> comme outil d’assistance à la programmation.</w:t>
+      </w:r>
+      <w:r>
+        <w:br/>
+      </w:r>
+      <w:proofErr w:type="spellStart"/>
+      <w:r>
+        <w:t>Copilot</w:t>
+      </w:r>
+      <w:proofErr w:type="spellEnd"/>
+      <w:r>
+        <w:t xml:space="preserve"> a été utilisé principalement lors des phases de développement afin de proposer des squelettes de code à partir de commentaires écrits en langage naturel.</w:t>
+      </w:r>
+    </w:p>
+    <w:p>
+      <w:r>
+        <w:t>Les propositions générées n’ont jamais été utilisées telles quelles : elles ont systématiquement été relues, corrigées et adaptées aux contraintes du projet).</w:t>
+      </w:r>
+    </w:p>
+    <w:p>
+      <w:r>
+        <w:t>Cet outil a permis de gagner du temps sur les parties répétitives du code, tout en conservant une compréhension complète du fonctionnement du programme.</w:t>
+      </w:r>
+    </w:p>
+    <w:p/>
+    <w:p>
+      <w:pPr>
         <w:pStyle w:val="Paragraphedeliste"/>
         <w:numPr>
           <w:ilvl w:val="0"/>
           <w:numId w:val="8"/>
         </w:numPr>
         <w:rPr>
-          <w:noProof/>
+          <w:b/>
+          <w:bCs/>
           <w:sz w:val="28"/>
           <w:szCs w:val="28"/>
         </w:rPr>
@@ -679,1286 +850,1682 @@
           <w:sz w:val="28"/>
           <w:szCs w:val="28"/>
         </w:rPr>
-        <w:lastRenderedPageBreak/>
-        <w:t>Conception générale</w:t>
-      </w:r>
-    </w:p>
-    <w:p>
-      <w:pPr>
-        <w:rPr>
-          <w:b/>
-          <w:bCs/>
-        </w:rPr>
-      </w:pPr>
-      <w:r>
-        <w:rPr>
-          <w:b/>
-          <w:bCs/>
-        </w:rPr>
-        <w:t>Présentation globale de l’architecture</w:t>
-      </w:r>
-    </w:p>
-    <w:p>
-      <w:r>
-        <w:t xml:space="preserve">Le projet est organisé selon une architecture en </w:t>
-      </w:r>
-      <w:r>
-        <w:rPr>
-          <w:b/>
-          <w:bCs/>
-        </w:rPr>
-        <w:t>blocs fonctionnels</w:t>
-      </w:r>
-      <w:r>
-        <w:t>, inspirée du modèle MVC (Modèle – Vue – Contrôleur).</w:t>
+        <w:t>Choix de conception et organisation du projet (MVC)</w:t>
+      </w:r>
+    </w:p>
+    <w:p>
+      <w:pPr>
+        <w:rPr>
+          <w:b/>
+          <w:bCs/>
+        </w:rPr>
+      </w:pPr>
+      <w:r>
+        <w:rPr>
+          <w:b/>
+          <w:bCs/>
+        </w:rPr>
+        <w:t>Le modèle</w:t>
+      </w:r>
+    </w:p>
+    <w:p>
+      <w:r>
+        <w:t xml:space="preserve">Le </w:t>
+      </w:r>
+      <w:r>
+        <w:rPr>
+          <w:b/>
+          <w:bCs/>
+        </w:rPr>
+        <w:t>modèle</w:t>
+      </w:r>
+      <w:r>
+        <w:t xml:space="preserve"> regroupe les classes responsables de l’état du jeu et de son évolution.</w:t>
       </w:r>
       <w:r>
         <w:br/>
-        <w:t>Cette organisation permet de séparer clairement les rôles des différentes parties du programme, afin de faciliter la compréhension, la maintenance et l’évolution du projet.</w:t>
-      </w:r>
-    </w:p>
-    <w:p/>
-    <w:p>
-      <w:pPr>
-        <w:rPr>
-          <w:b/>
-          <w:bCs/>
-        </w:rPr>
-      </w:pPr>
-      <w:r>
-        <w:rPr>
-          <w:b/>
-          <w:bCs/>
-        </w:rPr>
-        <w:t>Description des blocs fonctionnels</w:t>
-      </w:r>
-    </w:p>
-    <w:p>
-      <w:pPr>
-        <w:rPr>
-          <w:b/>
-          <w:bCs/>
-        </w:rPr>
-      </w:pPr>
-      <w:r>
-        <w:rPr>
-          <w:b/>
-          <w:bCs/>
-        </w:rPr>
-        <w:t>1. Bloc Modèle</w:t>
-      </w:r>
-      <w:r>
-        <w:rPr>
-          <w:b/>
-          <w:bCs/>
-        </w:rPr>
-        <w:t> :</w:t>
-      </w:r>
-    </w:p>
-    <w:p>
-      <w:r>
-        <w:t xml:space="preserve">Ce bloc représente </w:t>
-      </w:r>
-      <w:r>
-        <w:rPr>
-          <w:b/>
-          <w:bCs/>
-        </w:rPr>
-        <w:t>l’état du jeu</w:t>
-      </w:r>
-      <w:r>
-        <w:t xml:space="preserve"> et son évolution dans le temps.</w:t>
-      </w:r>
-      <w:r>
-        <w:br/>
-        <w:t>Il contient toutes les informations nécessaires pour décrire ce qui se passe dans le jeu, indépendamment de l’affichage.</w:t>
-      </w:r>
-    </w:p>
-    <w:p>
-      <w:r>
-        <w:t>Il gère notamment :</w:t>
+        <w:t>Il contient notamment les informations suivantes :</w:t>
       </w:r>
     </w:p>
     <w:p>
       <w:pPr>
         <w:numPr>
           <w:ilvl w:val="0"/>
-          <w:numId w:val="9"/>
+          <w:numId w:val="31"/>
         </w:numPr>
       </w:pPr>
       <w:r>
-        <w:t>La</w:t>
-      </w:r>
-      <w:r>
-        <w:t xml:space="preserve"> hauteur du cercle,</w:t>
+        <w:t>La hauteur du cercle ;</w:t>
       </w:r>
     </w:p>
     <w:p>
       <w:pPr>
         <w:numPr>
           <w:ilvl w:val="0"/>
-          <w:numId w:val="9"/>
+          <w:numId w:val="31"/>
         </w:numPr>
       </w:pPr>
       <w:r>
-        <w:t>Les</w:t>
-      </w:r>
-      <w:r>
-        <w:t xml:space="preserve"> limites minimales et maximales du mouvement,</w:t>
+        <w:t>L’avancement horizontal du jeu ;</w:t>
       </w:r>
     </w:p>
     <w:p>
       <w:pPr>
         <w:numPr>
           <w:ilvl w:val="0"/>
-          <w:numId w:val="9"/>
+          <w:numId w:val="31"/>
         </w:numPr>
       </w:pPr>
       <w:r>
-        <w:t>La</w:t>
-      </w:r>
-      <w:r>
-        <w:t xml:space="preserve"> génération de la ligne brisée (parcours),</w:t>
+        <w:t>La structure du parcours sous forme de points ;</w:t>
       </w:r>
     </w:p>
     <w:p>
       <w:pPr>
         <w:numPr>
           <w:ilvl w:val="0"/>
-          <w:numId w:val="9"/>
+          <w:numId w:val="31"/>
         </w:numPr>
       </w:pPr>
       <w:r>
-        <w:t>L’évolution</w:t>
-      </w:r>
-      <w:r>
-        <w:t xml:space="preserve"> automatique de la position du cercle (descente).</w:t>
-      </w:r>
-    </w:p>
-    <w:p>
-      <w:pPr>
-        <w:rPr>
-          <w:b/>
-          <w:bCs/>
-        </w:rPr>
-      </w:pPr>
-      <w:r>
-        <w:rPr>
-          <w:b/>
-          <w:bCs/>
-        </w:rPr>
-        <w:t>2. Bloc Vue</w:t>
-      </w:r>
-      <w:r>
-        <w:rPr>
-          <w:b/>
-          <w:bCs/>
-        </w:rPr>
-        <w:t> :</w:t>
-      </w:r>
-    </w:p>
-    <w:p>
-      <w:r>
-        <w:t xml:space="preserve">Ce bloc est chargé de </w:t>
-      </w:r>
-      <w:r>
-        <w:rPr>
-          <w:b/>
-          <w:bCs/>
-        </w:rPr>
-        <w:t>représenter visuellement</w:t>
-      </w:r>
-      <w:r>
-        <w:t xml:space="preserve"> l’état du modèle.</w:t>
-      </w:r>
+        <w:t>L’état de collision entre le cercle et la ligne.</w:t>
+      </w:r>
+    </w:p>
+    <w:p>
+      <w:pPr>
+        <w:ind w:left="720"/>
+      </w:pPr>
       <w:r>
         <w:br/>
-        <w:t>Il ne prend aucune décision sur le fonctionnement du jeu : il se contente d’afficher ce que le modèle contient.</w:t>
-      </w:r>
-    </w:p>
-    <w:p>
-      <w:r>
-        <w:t>Il assure :</w:t>
+        <w:t>Les mises à jour du modèle sont effectuées par différents threads, ce qui permet de gérer :</w:t>
       </w:r>
     </w:p>
     <w:p>
       <w:pPr>
         <w:numPr>
           <w:ilvl w:val="0"/>
-          <w:numId w:val="10"/>
+          <w:numId w:val="32"/>
         </w:numPr>
       </w:pPr>
       <w:r>
-        <w:t>L’affichage</w:t>
-      </w:r>
-      <w:r>
-        <w:t xml:space="preserve"> du cercle,</w:t>
+        <w:t>La gravité (descente automatique du cercle) ;</w:t>
       </w:r>
     </w:p>
     <w:p>
       <w:pPr>
         <w:numPr>
           <w:ilvl w:val="0"/>
-          <w:numId w:val="10"/>
+          <w:numId w:val="32"/>
         </w:numPr>
       </w:pPr>
       <w:r>
-        <w:t>L’affichage</w:t>
-      </w:r>
-      <w:r>
-        <w:t xml:space="preserve"> de la ligne brisée,</w:t>
+        <w:t>Le défilement horizontal du jeu ;</w:t>
       </w:r>
     </w:p>
     <w:p>
       <w:pPr>
         <w:numPr>
           <w:ilvl w:val="0"/>
-          <w:numId w:val="10"/>
+          <w:numId w:val="32"/>
         </w:numPr>
       </w:pPr>
       <w:r>
-        <w:t>L’adaptation</w:t>
-      </w:r>
-      <w:r>
-        <w:t xml:space="preserve"> des coordonnées du modèle vers la fenêtre graphique,</w:t>
-      </w:r>
+        <w:t>La détection de collision.</w:t>
+      </w:r>
+    </w:p>
+    <w:p/>
+    <w:p>
+      <w:pPr>
+        <w:rPr>
+          <w:b/>
+          <w:bCs/>
+        </w:rPr>
+      </w:pPr>
+      <w:r>
+        <w:rPr>
+          <w:b/>
+          <w:bCs/>
+        </w:rPr>
+        <w:t>La vue</w:t>
+      </w:r>
+    </w:p>
+    <w:p>
+      <w:r>
+        <w:t xml:space="preserve">La </w:t>
+      </w:r>
+      <w:r>
+        <w:rPr>
+          <w:b/>
+          <w:bCs/>
+        </w:rPr>
+        <w:t>vue</w:t>
+      </w:r>
+      <w:r>
+        <w:t xml:space="preserve"> est chargée de représenter graphiquement l’état du jeu.</w:t>
+      </w:r>
+      <w:r>
+        <w:br/>
+        <w:t xml:space="preserve">Elle lit les informations contenues dans le modèle et les transforme en éléments </w:t>
+      </w:r>
+      <w:proofErr w:type="gramStart"/>
+      <w:r>
+        <w:t>visuels:</w:t>
+      </w:r>
+      <w:proofErr w:type="gramEnd"/>
     </w:p>
     <w:p>
       <w:pPr>
         <w:numPr>
           <w:ilvl w:val="0"/>
-          <w:numId w:val="10"/>
+          <w:numId w:val="33"/>
         </w:numPr>
       </w:pPr>
       <w:r>
-        <w:t>Le</w:t>
-      </w:r>
-      <w:r>
-        <w:t xml:space="preserve"> rafraîchissement régulier de l’écran.</w:t>
+        <w:t xml:space="preserve">Dessin du cercle </w:t>
+      </w:r>
+    </w:p>
+    <w:p>
+      <w:pPr>
+        <w:numPr>
+          <w:ilvl w:val="0"/>
+          <w:numId w:val="33"/>
+        </w:numPr>
+      </w:pPr>
+      <w:r>
+        <w:t xml:space="preserve">Dessin du parcours </w:t>
+      </w:r>
+    </w:p>
+    <w:p>
+      <w:pPr>
+        <w:numPr>
+          <w:ilvl w:val="0"/>
+          <w:numId w:val="33"/>
+        </w:numPr>
+      </w:pPr>
+      <w:r>
+        <w:lastRenderedPageBreak/>
+        <w:t>Animation visuelle en cas de collision.</w:t>
+      </w:r>
+    </w:p>
+    <w:p>
+      <w:pPr>
+        <w:rPr>
+          <w:b/>
+          <w:bCs/>
+        </w:rPr>
+      </w:pPr>
+      <w:r>
+        <w:rPr>
+          <w:b/>
+          <w:bCs/>
+        </w:rPr>
+        <w:t>Le contrôleur</w:t>
+      </w:r>
+    </w:p>
+    <w:p>
+      <w:r>
+        <w:t xml:space="preserve">Le </w:t>
+      </w:r>
+      <w:r>
+        <w:rPr>
+          <w:b/>
+          <w:bCs/>
+        </w:rPr>
+        <w:t>contrôleur</w:t>
+      </w:r>
+      <w:r>
+        <w:t xml:space="preserve"> gère les interactions de l’utilisateur avec l’interface graphique.</w:t>
+      </w:r>
+      <w:r>
+        <w:br/>
+        <w:t>Il intercepte les événements de clic de souris et transmet les actions correspondantes au modèle.</w:t>
+      </w:r>
+    </w:p>
+    <w:p>
+      <w:r>
+        <w:t>Cette approche permet de :</w:t>
+      </w:r>
+    </w:p>
+    <w:p>
+      <w:pPr>
+        <w:numPr>
+          <w:ilvl w:val="0"/>
+          <w:numId w:val="34"/>
+        </w:numPr>
+      </w:pPr>
+      <w:r>
+        <w:t>Centraliser la gestion des interactions utilisateur ;</w:t>
+      </w:r>
+    </w:p>
+    <w:p>
+      <w:pPr>
+        <w:numPr>
+          <w:ilvl w:val="0"/>
+          <w:numId w:val="34"/>
+        </w:numPr>
+      </w:pPr>
+      <w:r>
+        <w:t>Éviter toute modification directe du modèle depuis la vue ;</w:t>
+      </w:r>
+    </w:p>
+    <w:p>
+      <w:pPr>
+        <w:numPr>
+          <w:ilvl w:val="0"/>
+          <w:numId w:val="34"/>
+        </w:numPr>
+      </w:pPr>
+      <w:r>
+        <w:t>Respecter le principe de séparation des responsabilités.</w:t>
+      </w:r>
+    </w:p>
+    <w:p/>
+    <w:p>
+      <w:pPr>
+        <w:rPr>
+          <w:b/>
+          <w:bCs/>
+        </w:rPr>
+      </w:pPr>
+      <w:r>
+        <w:rPr>
+          <w:b/>
+          <w:bCs/>
+        </w:rPr>
+        <w:t>Utilisation des threads</w:t>
+      </w:r>
+    </w:p>
+    <w:p>
+      <w:r>
+        <w:t>Plusieurs threads sont utilisés afin de gérer les différentes dynamiques du jeu de manière indépendante :</w:t>
+      </w:r>
+    </w:p>
+    <w:p>
+      <w:pPr>
+        <w:numPr>
+          <w:ilvl w:val="0"/>
+          <w:numId w:val="35"/>
+        </w:numPr>
+      </w:pPr>
+      <w:r>
+        <w:t>Un thread pour la descente automatique du cercle (gravité) ;</w:t>
+      </w:r>
+    </w:p>
+    <w:p>
+      <w:pPr>
+        <w:numPr>
+          <w:ilvl w:val="0"/>
+          <w:numId w:val="35"/>
+        </w:numPr>
+      </w:pPr>
+      <w:r>
+        <w:t>Un thread pour le défilement horizontal du jeu ;</w:t>
+      </w:r>
+    </w:p>
+    <w:p>
+      <w:pPr>
+        <w:numPr>
+          <w:ilvl w:val="0"/>
+          <w:numId w:val="35"/>
+        </w:numPr>
+      </w:pPr>
+      <w:r>
+        <w:t>Un thread pour le rafraîchissement de l’affichage ;</w:t>
+      </w:r>
+    </w:p>
+    <w:p>
+      <w:pPr>
+        <w:numPr>
+          <w:ilvl w:val="0"/>
+          <w:numId w:val="35"/>
+        </w:numPr>
+      </w:pPr>
+      <w:r>
+        <w:t>Un thread pour la détection des collisions.</w:t>
+      </w:r>
+    </w:p>
+    <w:p>
+      <w:r>
+        <w:t>L’utilisation de threads permet d’obtenir une animation fluide et de dissocier les différentes tâches du programme.</w:t>
+      </w:r>
+    </w:p>
+    <w:p/>
+    <w:p>
+      <w:pPr>
+        <w:rPr>
+          <w:b/>
+          <w:bCs/>
+        </w:rPr>
+      </w:pPr>
+      <w:r>
+        <w:rPr>
+          <w:b/>
+          <w:bCs/>
+        </w:rPr>
+        <w:t>Intérêt du choix MVC</w:t>
+      </w:r>
+    </w:p>
+    <w:p>
+      <w:r>
+        <w:t>Le choix de l’architecture MVC présente plusieurs avantages :</w:t>
+      </w:r>
+    </w:p>
+    <w:p>
+      <w:pPr>
+        <w:numPr>
+          <w:ilvl w:val="0"/>
+          <w:numId w:val="36"/>
+        </w:numPr>
+      </w:pPr>
+      <w:r>
+        <w:t>Une meilleure lisibilité du code ;</w:t>
+      </w:r>
+    </w:p>
+    <w:p>
+      <w:pPr>
+        <w:numPr>
+          <w:ilvl w:val="0"/>
+          <w:numId w:val="36"/>
+        </w:numPr>
+      </w:pPr>
+      <w:r>
+        <w:t>Une séparation claire des responsabilités ;</w:t>
+      </w:r>
+    </w:p>
+    <w:p>
+      <w:pPr>
+        <w:numPr>
+          <w:ilvl w:val="0"/>
+          <w:numId w:val="36"/>
+        </w:numPr>
+      </w:pPr>
+      <w:r>
+        <w:t>Une facilité d’évolution et de maintenance ;</w:t>
+      </w:r>
+    </w:p>
+    <w:p>
+      <w:pPr>
+        <w:numPr>
+          <w:ilvl w:val="0"/>
+          <w:numId w:val="36"/>
+        </w:numPr>
+      </w:pPr>
+      <w:r>
+        <w:t>Une meilleure cohérence avec les principes enseignés dans le cours.</w:t>
+      </w:r>
+    </w:p>
+    <w:p>
+      <w:r>
+        <w:t>Ce choix de conception a permis de structurer efficacement le projet et de répondre aux exigences fonctionnelles tout en respectant les bonnes pratiques de programmation.</w:t>
+      </w:r>
+    </w:p>
+    <w:p/>
+    <w:p>
+      <w:pPr>
+        <w:pStyle w:val="Paragraphedeliste"/>
+        <w:numPr>
+          <w:ilvl w:val="1"/>
+          <w:numId w:val="37"/>
+        </w:numPr>
+        <w:rPr>
+          <w:b/>
+          <w:bCs/>
+          <w:sz w:val="28"/>
+          <w:szCs w:val="28"/>
+        </w:rPr>
+      </w:pPr>
+      <w:r>
+        <w:rPr>
+          <w:b/>
+          <w:bCs/>
+          <w:sz w:val="28"/>
+          <w:szCs w:val="28"/>
+        </w:rPr>
+        <w:lastRenderedPageBreak/>
+        <w:t>Conception détaillée</w:t>
+      </w:r>
+    </w:p>
+    <w:p>
+      <w:pPr>
+        <w:rPr>
+          <w:b/>
+          <w:bCs/>
+        </w:rPr>
+      </w:pPr>
+      <w:r>
+        <w:rPr>
+          <w:b/>
+          <w:bCs/>
+        </w:rPr>
+        <w:t>1. Affichage de l’interface graphique</w:t>
+      </w:r>
+    </w:p>
+    <w:p>
+      <w:pPr>
+        <w:rPr>
+          <w:b/>
+          <w:bCs/>
+        </w:rPr>
+      </w:pPr>
+      <w:r>
+        <w:rPr>
+          <w:b/>
+          <w:bCs/>
+        </w:rPr>
+        <w:t>Objectif</w:t>
+      </w:r>
+    </w:p>
+    <w:p>
+      <w:r>
+        <w:t>Cette fonctionnalité a pour objectif de fournir une interface graphique permettant à l’utilisateur de visualiser le jeu et ses différents éléments.</w:t>
+      </w:r>
+    </w:p>
+    <w:p>
+      <w:pPr>
+        <w:rPr>
+          <w:b/>
+          <w:bCs/>
+        </w:rPr>
+      </w:pPr>
+      <w:r>
+        <w:rPr>
+          <w:b/>
+          <w:bCs/>
+        </w:rPr>
+        <w:t>1.a Création de la fenêtre graphique</w:t>
+      </w:r>
+    </w:p>
+    <w:p>
+      <w:r>
+        <w:t xml:space="preserve">Une fenêtre graphique est créée à l’aide de la bibliothèque Swing. Cette fenêtre constitue le support principal de l’application. Elle définit les dimensions de l’espace de jeu et permet d’accueillir les éléments graphiques. </w:t>
+      </w:r>
+    </w:p>
+    <w:p/>
+    <w:p>
+      <w:pPr>
+        <w:rPr>
+          <w:b/>
+          <w:bCs/>
+        </w:rPr>
+      </w:pPr>
+      <w:r>
+        <w:rPr>
+          <w:b/>
+          <w:bCs/>
+        </w:rPr>
+        <w:t>1.b Création d’une zone de dessin</w:t>
+      </w:r>
+    </w:p>
+    <w:p>
+      <w:r>
+        <w:t>À l’intérieur de la fenêtre, une zone de dessin est mise en place à l’aide d’un composant graphique. Cette zone est dédiée à l’affichage des éléments du jeu. Elle permet de centraliser le dessin du cercle et du parcours, et sert de lien entre le modèle et l’affichage.</w:t>
+      </w:r>
+    </w:p>
+    <w:p>
+      <w:pPr>
+        <w:rPr>
+          <w:b/>
+          <w:bCs/>
+        </w:rPr>
+      </w:pPr>
+      <w:r>
+        <w:rPr>
+          <w:b/>
+          <w:bCs/>
+        </w:rPr>
+        <w:t>1.c Dessin du cercle</w:t>
+      </w:r>
+    </w:p>
+    <w:p>
+      <w:r>
+        <w:t>Le cercle représente l’objet principal du jeu. Il est dessiné à partir des données contenues dans le modèle, notamment sa hauteur. Le cercle reste fixe horizontalement à l’écran, ce qui donne l’impression que le décor se déplace autour de lui. Sa position verticale dépend directement de la valeur stockée dans le modèle.</w:t>
+      </w:r>
+    </w:p>
+    <w:p>
+      <w:pPr>
+        <w:rPr>
+          <w:b/>
+          <w:bCs/>
+        </w:rPr>
+      </w:pPr>
+      <w:r>
+        <w:rPr>
+          <w:b/>
+          <w:bCs/>
+        </w:rPr>
+        <w:t>1.d Dessin de la ligne brisée</w:t>
+      </w:r>
+    </w:p>
+    <w:p>
+      <w:r>
+        <w:t>La ligne brisée représente le parcours du jeu. Elle est constituée d’une succession de segments reliant des points générés dans le modèle. Lors de l’affichage, les coordonnées des points sont transformées afin de s’adapter au repère graphique de la fenêtre.</w:t>
+      </w:r>
+    </w:p>
+    <w:p/>
+    <w:p>
+      <w:pPr>
+        <w:rPr>
+          <w:b/>
+          <w:bCs/>
+        </w:rPr>
+      </w:pPr>
+      <w:r>
+        <w:rPr>
+          <w:b/>
+          <w:bCs/>
+        </w:rPr>
+        <w:t>2. Interaction utilisateur par clic de souris</w:t>
+      </w:r>
+    </w:p>
+    <w:p>
+      <w:pPr>
+        <w:rPr>
+          <w:b/>
+          <w:bCs/>
+        </w:rPr>
+      </w:pPr>
+      <w:r>
+        <w:rPr>
+          <w:b/>
+          <w:bCs/>
+        </w:rPr>
+        <w:t>Objectif</w:t>
+      </w:r>
+    </w:p>
+    <w:p>
+      <w:r>
+        <w:t>Permettre à l’utilisateur d’interagir avec le jeu de manière simple et intuitive à l’aide de la souris.</w:t>
+      </w:r>
+    </w:p>
+    <w:p/>
+    <w:p/>
+    <w:p>
+      <w:pPr>
+        <w:rPr>
+          <w:b/>
+          <w:bCs/>
+        </w:rPr>
+      </w:pPr>
+      <w:r>
+        <w:rPr>
+          <w:b/>
+          <w:bCs/>
+        </w:rPr>
+        <w:lastRenderedPageBreak/>
+        <w:t>2.a Détection du clic souris</w:t>
+      </w:r>
+    </w:p>
+    <w:p>
+      <w:r>
+        <w:t>Les clics de souris sont capturés au niveau de la zone graphique. Le programme est capable de détecter lorsqu’un utilisateur clique dans la fenêtre du jeu.</w:t>
+      </w:r>
+    </w:p>
+    <w:p>
+      <w:pPr>
+        <w:rPr>
+          <w:b/>
+          <w:bCs/>
+        </w:rPr>
+      </w:pPr>
+      <w:r>
+        <w:rPr>
+          <w:b/>
+          <w:bCs/>
+        </w:rPr>
+        <w:t>2.b Transmission de l’événement au modèle</w:t>
+      </w:r>
+    </w:p>
+    <w:p>
+      <w:r>
+        <w:t>Lorsqu’un clic est détecté, l’événement est transmis au modèle par l’intermédiaire d’un contrôleur. Cette étape permet de respecter l’architecture MVC en évitant toute modification directe de l’affichage.</w:t>
+      </w:r>
+    </w:p>
+    <w:p>
+      <w:pPr>
+        <w:rPr>
+          <w:b/>
+          <w:bCs/>
+        </w:rPr>
+      </w:pPr>
+      <w:r>
+        <w:rPr>
+          <w:b/>
+          <w:bCs/>
+        </w:rPr>
+        <w:t>2.c Déclenchement du saut du cercle</w:t>
+      </w:r>
+    </w:p>
+    <w:p>
+      <w:r>
+        <w:t>Le clic provoque une modification de la hauteur du cercle dans le modèle. Cette modification simule un saut, ce qui permet à l’utilisateur d’influencer le comportement du cercle pendant le jeu.</w:t>
+      </w:r>
+    </w:p>
+    <w:p/>
+    <w:p/>
+    <w:p>
+      <w:pPr>
+        <w:rPr>
+          <w:b/>
+          <w:bCs/>
+        </w:rPr>
+      </w:pPr>
+      <w:r>
+        <w:rPr>
+          <w:b/>
+          <w:bCs/>
+        </w:rPr>
+        <w:t>3. Gestion du mouvement vertical du cercle</w:t>
+      </w:r>
+    </w:p>
+    <w:p>
+      <w:pPr>
+        <w:rPr>
+          <w:b/>
+          <w:bCs/>
+        </w:rPr>
+      </w:pPr>
+      <w:r>
+        <w:rPr>
+          <w:b/>
+          <w:bCs/>
+        </w:rPr>
+        <w:t>Objectif</w:t>
+      </w:r>
+    </w:p>
+    <w:p>
+      <w:r>
+        <w:t>Gérer le déplacement vertical du cercle de manière réaliste et contrôlée.</w:t>
+      </w:r>
+    </w:p>
+    <w:p>
+      <w:pPr>
+        <w:rPr>
+          <w:b/>
+          <w:bCs/>
+        </w:rPr>
+      </w:pPr>
+      <w:r>
+        <w:rPr>
+          <w:b/>
+          <w:bCs/>
+        </w:rPr>
+        <w:t>3.a Stockage de la hauteur du cercle</w:t>
+      </w:r>
+    </w:p>
+    <w:p>
+      <w:r>
+        <w:t>La hauteur du cercle est stockée dans le modèle sous la forme d’une variable numérique. Cette valeur représente la position verticale du cercle dans le repère logique du jeu.</w:t>
+      </w:r>
+    </w:p>
+    <w:p>
+      <w:pPr>
+        <w:rPr>
+          <w:b/>
+          <w:bCs/>
+        </w:rPr>
+      </w:pPr>
+      <w:r>
+        <w:rPr>
+          <w:b/>
+          <w:bCs/>
+        </w:rPr>
+        <w:t>3.b Limitation de la hauteur maximale</w:t>
+      </w:r>
+    </w:p>
+    <w:p>
+      <w:r>
+        <w:t>Une limite maximale est définie afin d’empêcher le cercle de sortir de la zone visible par le haut. Cela garantit la cohérence de l’affichage.</w:t>
+      </w:r>
+    </w:p>
+    <w:p>
+      <w:pPr>
+        <w:rPr>
+          <w:b/>
+          <w:bCs/>
+        </w:rPr>
+      </w:pPr>
+      <w:r>
+        <w:rPr>
+          <w:b/>
+          <w:bCs/>
+        </w:rPr>
+        <w:t>3.c Limitation de la hauteur minimale</w:t>
+      </w:r>
+    </w:p>
+    <w:p>
+      <w:r>
+        <w:t>De la même manière, une limite minimale est définie pour éviter que le cercle ne descende trop bas et disparaisse de la zone de jeu.</w:t>
+      </w:r>
+    </w:p>
+    <w:p>
+      <w:pPr>
+        <w:rPr>
+          <w:b/>
+          <w:bCs/>
+        </w:rPr>
+      </w:pPr>
+      <w:r>
+        <w:rPr>
+          <w:b/>
+          <w:bCs/>
+        </w:rPr>
+        <w:t>3.d Descente automatique du cercle</w:t>
+      </w:r>
+    </w:p>
+    <w:p>
+      <w:r>
+        <w:t>Un thread dédié est utilisé pour simuler la gravité. En l’absence de clic utilisateur, ce thread diminue progressivement la hauteur du cercle, ce qui donne l’impression qu’il retombe naturellement.</w:t>
+      </w:r>
+    </w:p>
+    <w:p/>
+    <w:p/>
+    <w:p>
+      <w:pPr>
+        <w:rPr>
+          <w:b/>
+          <w:bCs/>
+        </w:rPr>
+      </w:pPr>
+      <w:r>
+        <w:rPr>
+          <w:b/>
+          <w:bCs/>
+        </w:rPr>
+        <w:t>4. Mise à jour automatique de l’affichage</w:t>
+      </w:r>
+    </w:p>
+    <w:p>
+      <w:pPr>
+        <w:rPr>
+          <w:b/>
+          <w:bCs/>
+        </w:rPr>
+      </w:pPr>
+      <w:r>
+        <w:rPr>
+          <w:b/>
+          <w:bCs/>
+        </w:rPr>
+        <w:t>Objectif</w:t>
+      </w:r>
+    </w:p>
+    <w:p>
+      <w:r>
+        <w:t>Assurer une animation fluide et continue du jeu.</w:t>
+      </w:r>
+    </w:p>
+    <w:p>
+      <w:pPr>
+        <w:rPr>
+          <w:b/>
+          <w:bCs/>
+        </w:rPr>
+      </w:pPr>
+      <w:r>
+        <w:rPr>
+          <w:b/>
+          <w:bCs/>
+        </w:rPr>
+        <w:t>4.a Rafraîchissement périodique de l’affichage</w:t>
+      </w:r>
+    </w:p>
+    <w:p>
+      <w:r>
+        <w:t>Un thread spécifique est chargé de redessiner régulièrement l’interface graphique. Il demande à Swing de rafraîchir l’affichage à intervalles réguliers.</w:t>
+      </w:r>
+    </w:p>
+    <w:p>
+      <w:pPr>
+        <w:rPr>
+          <w:b/>
+          <w:bCs/>
+        </w:rPr>
+      </w:pPr>
+      <w:r>
+        <w:rPr>
+          <w:b/>
+          <w:bCs/>
+        </w:rPr>
+        <w:t>4.b Indépendance entre logique et affichage</w:t>
+      </w:r>
+    </w:p>
+    <w:p>
+      <w:r>
+        <w:t>Le rafraîchissement graphique est totalement indépendant de la logique du jeu. Cette séparation permet une meilleure organisation du code et respecte le modèle MVC.</w:t>
+      </w:r>
+    </w:p>
+    <w:p/>
+    <w:p>
+      <w:pPr>
+        <w:rPr>
+          <w:b/>
+          <w:bCs/>
+        </w:rPr>
+      </w:pPr>
+      <w:r>
+        <w:rPr>
+          <w:b/>
+          <w:bCs/>
+        </w:rPr>
+        <w:t>5. Génération et affichage du parcours (ligne brisée)</w:t>
+      </w:r>
+    </w:p>
+    <w:p>
+      <w:pPr>
+        <w:rPr>
+          <w:b/>
+          <w:bCs/>
+        </w:rPr>
+      </w:pPr>
+      <w:r>
+        <w:rPr>
+          <w:b/>
+          <w:bCs/>
+        </w:rPr>
+        <w:t>Objectif</w:t>
+      </w:r>
+    </w:p>
+    <w:p>
+      <w:r>
+        <w:t>Créer un parcours dynamique servant de décor au jeu.</w:t>
+      </w:r>
+    </w:p>
+    <w:p>
+      <w:pPr>
+        <w:rPr>
+          <w:b/>
+          <w:bCs/>
+        </w:rPr>
+      </w:pPr>
+      <w:r>
+        <w:rPr>
+          <w:b/>
+          <w:bCs/>
+        </w:rPr>
+        <w:t>5.a Génération des points du parcours</w:t>
+      </w:r>
+    </w:p>
+    <w:p>
+      <w:r>
+        <w:t>Le parcours est généré automatiquement à partir d’une suite de points. Les positions horizontales sont choisies aléatoirement dans un intervalle défini, tandis que les hauteurs respectent des limites verticales.</w:t>
+      </w:r>
+    </w:p>
+    <w:p>
+      <w:pPr>
+        <w:rPr>
+          <w:b/>
+          <w:bCs/>
+        </w:rPr>
+      </w:pPr>
+      <w:r>
+        <w:rPr>
+          <w:b/>
+          <w:bCs/>
+        </w:rPr>
+        <w:t>5.b Respect des limites verticales du parcours</w:t>
+      </w:r>
+    </w:p>
+    <w:p>
+      <w:r>
+        <w:t>Les hauteurs des points sont contraintes afin que le parcours reste visible et cohérent avec la zone de jeu.</w:t>
+      </w:r>
+    </w:p>
+    <w:p>
+      <w:pPr>
+        <w:rPr>
+          <w:b/>
+          <w:bCs/>
+        </w:rPr>
+      </w:pPr>
+      <w:r>
+        <w:rPr>
+          <w:b/>
+          <w:bCs/>
+        </w:rPr>
+        <w:t>5.c Affichage du parcours à partir des points</w:t>
+      </w:r>
+    </w:p>
+    <w:p>
+      <w:r>
+        <w:t>Les points générés sont reliés entre eux par des segments afin de former une ligne brisée visible à l’écran.</w:t>
+      </w:r>
+    </w:p>
+    <w:p>
+      <w:pPr>
+        <w:rPr>
+          <w:b/>
+          <w:bCs/>
+        </w:rPr>
+      </w:pPr>
+      <w:r>
+        <w:rPr>
+          <w:b/>
+          <w:bCs/>
+        </w:rPr>
+        <w:t>6. Défilement horizontal du jeu</w:t>
+      </w:r>
+    </w:p>
+    <w:p>
+      <w:pPr>
+        <w:rPr>
+          <w:b/>
+          <w:bCs/>
+        </w:rPr>
+      </w:pPr>
+      <w:r>
+        <w:rPr>
+          <w:b/>
+          <w:bCs/>
+        </w:rPr>
+        <w:t>Objectif</w:t>
+      </w:r>
+    </w:p>
+    <w:p>
+      <w:r>
+        <w:t>Simuler un déplacement horizontal continu du jeu.</w:t>
+      </w:r>
+    </w:p>
+    <w:p>
+      <w:pPr>
+        <w:rPr>
+          <w:b/>
+          <w:bCs/>
+        </w:rPr>
+      </w:pPr>
+      <w:r>
+        <w:rPr>
+          <w:b/>
+          <w:bCs/>
+        </w:rPr>
+        <w:t>6.a Stockage de l’avancement horizontal</w:t>
+      </w:r>
+    </w:p>
+    <w:p>
+      <w:r>
+        <w:t>L’avancement horizontal est mémorisé dans le modèle. Cette valeur représente la progression du jeu dans le temps.</w:t>
+      </w:r>
+    </w:p>
+    <w:p>
+      <w:pPr>
+        <w:rPr>
+          <w:b/>
+          <w:bCs/>
+        </w:rPr>
+      </w:pPr>
+      <w:r>
+        <w:rPr>
+          <w:b/>
+          <w:bCs/>
+        </w:rPr>
+        <w:lastRenderedPageBreak/>
+        <w:t>6.b Mise à jour régulière de l’avancement</w:t>
+      </w:r>
+    </w:p>
+    <w:p>
+      <w:r>
+        <w:t>Un thread est chargé d’incrémenter régulièrement l’avancement. Cela permet de faire évoluer le jeu de manière continue.</w:t>
+      </w:r>
+    </w:p>
+    <w:p>
+      <w:pPr>
+        <w:rPr>
+          <w:b/>
+          <w:bCs/>
+        </w:rPr>
+      </w:pPr>
+      <w:r>
+        <w:rPr>
+          <w:b/>
+          <w:bCs/>
+        </w:rPr>
+        <w:t>6.c Décalage du parcours à l’affichage</w:t>
+      </w:r>
+    </w:p>
+    <w:p>
+      <w:r>
+        <w:t>Lors de l’affichage, les coordonnées du parcours sont décalées en fonction de l’avancement, ce qui donne l’illusion que le décor se déplace.</w:t>
+      </w:r>
+    </w:p>
+    <w:p/>
+    <w:p>
+      <w:pPr>
+        <w:rPr>
+          <w:b/>
+          <w:bCs/>
+        </w:rPr>
+      </w:pPr>
+      <w:r>
+        <w:rPr>
+          <w:b/>
+          <w:bCs/>
+        </w:rPr>
+        <w:t>7. Détection de collision avec le parcours (nouvelle fonctionnalité)</w:t>
+      </w:r>
+    </w:p>
+    <w:p>
+      <w:pPr>
+        <w:rPr>
+          <w:b/>
+          <w:bCs/>
+        </w:rPr>
+      </w:pPr>
+      <w:r>
+        <w:rPr>
+          <w:b/>
+          <w:bCs/>
+        </w:rPr>
+        <w:t>Objectif</w:t>
+      </w:r>
+    </w:p>
+    <w:p>
+      <w:r>
+        <w:t>Détecter les collisions entre le cercle et la ligne brisée et déclencher une animation visuelle.</w:t>
+      </w:r>
+    </w:p>
+    <w:p>
+      <w:pPr>
+        <w:rPr>
+          <w:b/>
+          <w:bCs/>
+        </w:rPr>
+      </w:pPr>
+      <w:r>
+        <w:rPr>
+          <w:b/>
+          <w:bCs/>
+        </w:rPr>
+        <w:t>7.a Calcul de la hauteur de la ligne sous le cercle</w:t>
+      </w:r>
+    </w:p>
+    <w:p>
+      <w:r>
+        <w:t>Pour détecter une collision, le programme calcule la hauteur du parcours à l’abscisse du cercle à l’aide de la pente du segment concerné.</w:t>
+      </w:r>
+    </w:p>
+    <w:p>
+      <w:pPr>
+        <w:rPr>
+          <w:b/>
+          <w:bCs/>
+        </w:rPr>
+      </w:pPr>
+      <w:r>
+        <w:rPr>
+          <w:b/>
+          <w:bCs/>
+        </w:rPr>
+        <w:t>7.b Comparaison de la position du cercle avec le parcours</w:t>
+      </w:r>
+    </w:p>
+    <w:p>
+      <w:r>
+        <w:t>La hauteur du cercle est comparée à celle du parcours afin de déterminer s’il y a contact entre les deux éléments.</w:t>
+      </w:r>
+    </w:p>
+    <w:p>
+      <w:pPr>
+        <w:rPr>
+          <w:b/>
+          <w:bCs/>
+        </w:rPr>
+      </w:pPr>
+      <w:r>
+        <w:rPr>
+          <w:b/>
+          <w:bCs/>
+        </w:rPr>
+        <w:t>7.c Détection automatique de la collision</w:t>
+      </w:r>
+    </w:p>
+    <w:p>
+      <w:r>
+        <w:t>Un thread dédié effectue régulièrement cette vérification afin de détecter les collisions en temps réel.</w:t>
+      </w:r>
+    </w:p>
+    <w:p>
+      <w:pPr>
+        <w:rPr>
+          <w:b/>
+          <w:bCs/>
+        </w:rPr>
+      </w:pPr>
+      <w:r>
+        <w:rPr>
+          <w:b/>
+          <w:bCs/>
+        </w:rPr>
+        <w:t>7.d Déclenchement d’une animation visuelle</w:t>
+      </w:r>
+    </w:p>
+    <w:p>
+      <w:r>
+        <w:t>En cas de collision, une animation visuelle est déclenchée, par exemple un changement temporaire de couleur du cercle, afin de signaler l’événement à l’utilisateur.</w:t>
       </w:r>
     </w:p>
     <w:p/>
     <w:p/>
     <w:p/>
     <w:p/>
-    <w:p>
-      <w:pPr>
-        <w:rPr>
-          <w:b/>
-          <w:bCs/>
-        </w:rPr>
-      </w:pPr>
-      <w:r>
-        <w:rPr>
-          <w:b/>
-          <w:bCs/>
-        </w:rPr>
-        <w:lastRenderedPageBreak/>
-        <w:t>3. Bloc Contrôleur</w:t>
-      </w:r>
-      <w:r>
-        <w:rPr>
-          <w:b/>
-          <w:bCs/>
-        </w:rPr>
-        <w:t> :</w:t>
-      </w:r>
-    </w:p>
-    <w:p>
-      <w:r>
-        <w:t>Ce bloc fait le lien entre l’utilisateur et le modèle.</w:t>
-      </w:r>
-      <w:r>
-        <w:br/>
-        <w:t>Il interprète les actions de l’utilisateur et déclenche les modifications nécessaires dans le modèle.</w:t>
-      </w:r>
-    </w:p>
-    <w:p>
-      <w:r>
-        <w:t>Dans ce projet, le contrôleur :</w:t>
-      </w:r>
-    </w:p>
-    <w:p>
-      <w:pPr>
-        <w:numPr>
-          <w:ilvl w:val="0"/>
-          <w:numId w:val="11"/>
-        </w:numPr>
-      </w:pPr>
-      <w:proofErr w:type="gramStart"/>
-      <w:r>
-        <w:t>détecte</w:t>
-      </w:r>
-      <w:proofErr w:type="gramEnd"/>
-      <w:r>
-        <w:t xml:space="preserve"> les clics de souris,</w:t>
-      </w:r>
-    </w:p>
-    <w:p>
-      <w:pPr>
-        <w:numPr>
-          <w:ilvl w:val="0"/>
-          <w:numId w:val="11"/>
-        </w:numPr>
-      </w:pPr>
-      <w:proofErr w:type="gramStart"/>
-      <w:r>
-        <w:t>déclenche</w:t>
-      </w:r>
-      <w:proofErr w:type="gramEnd"/>
-      <w:r>
-        <w:t xml:space="preserve"> un saut du cercle lorsque l’utilisateur clique.</w:t>
-      </w:r>
-    </w:p>
-    <w:p>
-      <w:r>
-        <w:t>Le contrôleur ne s’occupe pas de l’affichage : il agit uniquement sur les données du modèle.</w:t>
-      </w:r>
-    </w:p>
-    <w:p>
-      <w:pPr>
-        <w:rPr>
-          <w:b/>
-          <w:bCs/>
-        </w:rPr>
-      </w:pPr>
-      <w:r>
-        <w:rPr>
-          <w:b/>
-          <w:bCs/>
-        </w:rPr>
-        <w:t>4. Bloc de gestion du temps (threads)</w:t>
-      </w:r>
-    </w:p>
-    <w:p>
-      <w:r>
-        <w:t>Certains comportements du jeu doivent se produire automatiquement, sans action directe de l’utilisateur.</w:t>
-      </w:r>
-      <w:r>
-        <w:br/>
-        <w:t>Pour cela, des blocs de gestion du temps sont utilisés.</w:t>
-      </w:r>
-    </w:p>
-    <w:p>
-      <w:r>
-        <w:t>Ils permettent :</w:t>
-      </w:r>
-    </w:p>
-    <w:p>
-      <w:pPr>
-        <w:numPr>
-          <w:ilvl w:val="0"/>
-          <w:numId w:val="12"/>
-        </w:numPr>
-      </w:pPr>
-      <w:r>
-        <w:t>De</w:t>
-      </w:r>
-      <w:r>
-        <w:t xml:space="preserve"> faire redescendre le cercle progressivement,</w:t>
-      </w:r>
-    </w:p>
-    <w:p>
-      <w:pPr>
-        <w:numPr>
-          <w:ilvl w:val="0"/>
-          <w:numId w:val="12"/>
-        </w:numPr>
-      </w:pPr>
-      <w:r>
-        <w:t>De</w:t>
-      </w:r>
-      <w:r>
-        <w:t xml:space="preserve"> rafraîchir l’affichage à intervalles réguliers.</w:t>
-      </w:r>
-    </w:p>
-    <w:p>
-      <w:r>
-        <w:t>Ces blocs fonctionnent en parallèle et garantissent une animation fluide et continue.</w:t>
-      </w:r>
-    </w:p>
-    <w:p/>
-    <w:p>
-      <w:pPr>
-        <w:pStyle w:val="Paragraphedeliste"/>
-        <w:numPr>
-          <w:ilvl w:val="0"/>
-          <w:numId w:val="8"/>
-        </w:numPr>
-        <w:rPr>
-          <w:b/>
-          <w:bCs/>
-          <w:sz w:val="28"/>
-          <w:szCs w:val="28"/>
-        </w:rPr>
-      </w:pPr>
-      <w:r>
-        <w:rPr>
-          <w:b/>
-          <w:bCs/>
-          <w:sz w:val="28"/>
-          <w:szCs w:val="28"/>
-        </w:rPr>
-        <w:t>Conception détaillée</w:t>
-      </w:r>
-    </w:p>
-    <w:p>
-      <w:pPr>
-        <w:rPr>
-          <w:b/>
-          <w:bCs/>
-        </w:rPr>
-      </w:pPr>
-      <w:r>
-        <w:rPr>
-          <w:b/>
-          <w:bCs/>
-        </w:rPr>
-        <w:t>1. Gestion de la position verticale du cercle</w:t>
-      </w:r>
-    </w:p>
-    <w:p>
-      <w:pPr>
-        <w:rPr>
-          <w:b/>
-          <w:bCs/>
-        </w:rPr>
-      </w:pPr>
-      <w:r>
-        <w:rPr>
-          <w:b/>
-          <w:bCs/>
-        </w:rPr>
-        <w:t>Objectif</w:t>
-      </w:r>
-    </w:p>
-    <w:p>
-      <w:r>
-        <w:t>Cette fonctionnalité permet de gérer la position verticale du cercle dans l’application. Elle définit le comportement du cercle lors d’un saut et lors de la descente automatique, tout en garantissant que le cercle reste dans une zone valide de l’écran.</w:t>
-      </w:r>
-    </w:p>
-    <w:p>
-      <w:pPr>
-        <w:rPr>
-          <w:b/>
-          <w:bCs/>
-        </w:rPr>
-      </w:pPr>
-      <w:r>
-        <w:rPr>
-          <w:b/>
-          <w:bCs/>
-        </w:rPr>
-        <w:t>Structures de données et constantes</w:t>
-      </w:r>
-    </w:p>
-    <w:p>
-      <w:r>
-        <w:t>La position verticale du cercle est représentée par une valeur numérique correspondant à sa hauteur.</w:t>
-      </w:r>
-      <w:r>
-        <w:br/>
-        <w:t>Plusieurs constantes sont utilisées afin d’encadrer ce comportement :</w:t>
-      </w:r>
-    </w:p>
-    <w:p>
-      <w:pPr>
-        <w:numPr>
-          <w:ilvl w:val="0"/>
-          <w:numId w:val="13"/>
-        </w:numPr>
-      </w:pPr>
-      <w:r>
-        <w:t>Une</w:t>
-      </w:r>
-      <w:r>
-        <w:t xml:space="preserve"> valeur définissant l’intensité du saut,</w:t>
-      </w:r>
-    </w:p>
-    <w:p>
-      <w:pPr>
-        <w:numPr>
-          <w:ilvl w:val="0"/>
-          <w:numId w:val="13"/>
-        </w:numPr>
-      </w:pPr>
-      <w:r>
-        <w:t>Une</w:t>
-      </w:r>
-      <w:r>
-        <w:t xml:space="preserve"> hauteur minimale autorisée,</w:t>
-      </w:r>
-    </w:p>
-    <w:p>
-      <w:pPr>
-        <w:numPr>
-          <w:ilvl w:val="0"/>
-          <w:numId w:val="13"/>
-        </w:numPr>
-      </w:pPr>
-      <w:r>
-        <w:t>Une</w:t>
-      </w:r>
-      <w:r>
-        <w:t xml:space="preserve"> hauteur maximale autorisée,</w:t>
-      </w:r>
-    </w:p>
-    <w:p>
-      <w:pPr>
-        <w:numPr>
-          <w:ilvl w:val="0"/>
-          <w:numId w:val="13"/>
-        </w:numPr>
-      </w:pPr>
-      <w:r>
-        <w:lastRenderedPageBreak/>
-        <w:t>Une</w:t>
-      </w:r>
-      <w:r>
-        <w:t xml:space="preserve"> valeur représentant la taille verticale du cercle.</w:t>
-      </w:r>
-    </w:p>
-    <w:p>
-      <w:r>
-        <w:t>Ces constantes permettent d’assurer un comportement cohérent et contrôlé du cercle.</w:t>
-      </w:r>
-    </w:p>
-    <w:p>
-      <w:pPr>
-        <w:rPr>
-          <w:b/>
-          <w:bCs/>
-        </w:rPr>
-      </w:pPr>
-      <w:r>
-        <w:rPr>
-          <w:b/>
-          <w:bCs/>
-        </w:rPr>
-        <w:t>Algorithme (description)</w:t>
-      </w:r>
-    </w:p>
-    <w:p>
-      <w:r>
-        <w:t>Lorsqu’un saut est déclenché, la hauteur du cercle est augmentée d’une valeur fixe. Une vérification est ensuite effectuée afin de s’assurer que la hauteur ne dépasse pas la limite maximale autorisée.</w:t>
-      </w:r>
-      <w:r>
-        <w:br/>
-        <w:t>En parallèle, une descente automatique est appliquée de manière régulière. À chaque mise à jour, la hauteur du cercle est diminuée progressivement tant que la limite minimale n’est pas atteinte.</w:t>
-      </w:r>
-    </w:p>
-    <w:p>
-      <w:pPr>
-        <w:rPr>
-          <w:b/>
-          <w:bCs/>
-        </w:rPr>
-      </w:pPr>
-      <w:r>
-        <w:rPr>
-          <w:b/>
-          <w:bCs/>
-        </w:rPr>
-        <w:t>Conditions limites</w:t>
-      </w:r>
-    </w:p>
-    <w:p>
-      <w:pPr>
-        <w:numPr>
-          <w:ilvl w:val="0"/>
-          <w:numId w:val="14"/>
-        </w:numPr>
-      </w:pPr>
-      <w:r>
-        <w:t>La hauteur du cercle ne doit jamais dépasser la valeur maximale définie.</w:t>
-      </w:r>
-    </w:p>
-    <w:p>
-      <w:pPr>
-        <w:numPr>
-          <w:ilvl w:val="0"/>
-          <w:numId w:val="14"/>
-        </w:numPr>
-      </w:pPr>
-      <w:r>
-        <w:t>La hauteur ne doit jamais être inférieure à la valeur minimale.</w:t>
-      </w:r>
-    </w:p>
-    <w:p>
-      <w:pPr>
-        <w:numPr>
-          <w:ilvl w:val="0"/>
-          <w:numId w:val="14"/>
-        </w:numPr>
-      </w:pPr>
-      <w:r>
-        <w:t>Le cercle doit rester visible à tout moment.</w:t>
-      </w:r>
-    </w:p>
-    <w:p>
-      <w:pPr>
-        <w:rPr>
-          <w:b/>
-          <w:bCs/>
-        </w:rPr>
-      </w:pPr>
-      <w:r>
-        <w:rPr>
-          <w:b/>
-          <w:bCs/>
-        </w:rPr>
-        <w:t>Interaction avec les autres fonctionnalités</w:t>
-      </w:r>
-    </w:p>
-    <w:p>
-      <w:r>
-        <w:t>Cette fonctionnalité est utilisée par :</w:t>
-      </w:r>
-    </w:p>
-    <w:p>
-      <w:pPr>
-        <w:numPr>
-          <w:ilvl w:val="0"/>
-          <w:numId w:val="15"/>
-        </w:numPr>
-      </w:pPr>
-      <w:r>
-        <w:t>La</w:t>
-      </w:r>
-      <w:r>
-        <w:t xml:space="preserve"> vue, qui s’appuie sur la hauteur pour afficher correctement le cercle,</w:t>
-      </w:r>
-    </w:p>
-    <w:p>
-      <w:pPr>
-        <w:numPr>
-          <w:ilvl w:val="0"/>
-          <w:numId w:val="15"/>
-        </w:numPr>
-      </w:pPr>
-      <w:r>
-        <w:t>Le</w:t>
-      </w:r>
-      <w:r>
-        <w:t xml:space="preserve"> contrôleur, qui modifie la hauteur lors d’un clic utilisateur,</w:t>
-      </w:r>
-    </w:p>
-    <w:p>
-      <w:pPr>
-        <w:numPr>
-          <w:ilvl w:val="0"/>
-          <w:numId w:val="15"/>
-        </w:numPr>
-      </w:pPr>
-      <w:r>
-        <w:t>Le</w:t>
-      </w:r>
-      <w:r>
-        <w:t xml:space="preserve"> mécanisme de descente automatique, qui agit directement sur la hauteur.</w:t>
-      </w:r>
-    </w:p>
-    <w:p/>
-    <w:p>
-      <w:pPr>
-        <w:rPr>
-          <w:b/>
-          <w:bCs/>
-        </w:rPr>
-      </w:pPr>
-      <w:r>
-        <w:rPr>
-          <w:b/>
-          <w:bCs/>
-        </w:rPr>
-        <w:t>2. Interaction utilisateur par clic souris</w:t>
-      </w:r>
-    </w:p>
-    <w:p>
-      <w:pPr>
-        <w:rPr>
-          <w:b/>
-          <w:bCs/>
-        </w:rPr>
-      </w:pPr>
-      <w:r>
-        <w:rPr>
-          <w:b/>
-          <w:bCs/>
-        </w:rPr>
-        <w:t>Objectif</w:t>
-      </w:r>
-    </w:p>
-    <w:p>
-      <w:r>
-        <w:t>Cette fonctionnalité permet à l’utilisateur d’interagir avec l’application en déclenchant un saut du cercle à chaque clic dans la fenêtre graphique.</w:t>
-      </w:r>
-    </w:p>
-    <w:p>
-      <w:pPr>
-        <w:rPr>
-          <w:b/>
-          <w:bCs/>
-        </w:rPr>
-      </w:pPr>
-      <w:r>
-        <w:rPr>
-          <w:b/>
-          <w:bCs/>
-        </w:rPr>
-        <w:t>Algorithme (description)</w:t>
-      </w:r>
-    </w:p>
-    <w:p>
-      <w:r>
-        <w:t>Lorsqu’un clic de souris est détecté :</w:t>
-      </w:r>
-    </w:p>
-    <w:p>
-      <w:pPr>
-        <w:numPr>
-          <w:ilvl w:val="0"/>
-          <w:numId w:val="16"/>
-        </w:numPr>
-      </w:pPr>
-      <w:r>
-        <w:t>L’événement est capté par le système d’interaction.</w:t>
-      </w:r>
-    </w:p>
-    <w:p>
-      <w:pPr>
-        <w:numPr>
-          <w:ilvl w:val="0"/>
-          <w:numId w:val="16"/>
-        </w:numPr>
-      </w:pPr>
-      <w:r>
-        <w:t>Une action de saut est déclenchée.</w:t>
-      </w:r>
-    </w:p>
-    <w:p>
-      <w:pPr>
-        <w:numPr>
-          <w:ilvl w:val="0"/>
-          <w:numId w:val="16"/>
-        </w:numPr>
-      </w:pPr>
-      <w:r>
-        <w:t>La hauteur du cercle est modifiée en conséquence.</w:t>
-      </w:r>
-    </w:p>
-    <w:p>
-      <w:r>
-        <w:t>La mise à jour visuelle est ensuite prise en charge automatiquement par le rafraîchissement de l’affichage.</w:t>
-      </w:r>
-    </w:p>
-    <w:p>
-      <w:pPr>
-        <w:rPr>
-          <w:b/>
-          <w:bCs/>
-        </w:rPr>
-      </w:pPr>
-      <w:r>
-        <w:rPr>
-          <w:b/>
-          <w:bCs/>
-        </w:rPr>
-        <w:lastRenderedPageBreak/>
-        <w:t>Interaction avec les autres fonctionnalités</w:t>
-      </w:r>
-    </w:p>
-    <w:p>
-      <w:r>
-        <w:t>Cette fonctionnalité modifie l’état du modèle et entraîne une mise à jour indirecte de l’affichage.</w:t>
-      </w:r>
-    </w:p>
-    <w:p/>
-    <w:p>
-      <w:pPr>
-        <w:rPr>
-          <w:b/>
-          <w:bCs/>
-        </w:rPr>
-      </w:pPr>
-      <w:r>
-        <w:rPr>
-          <w:b/>
-          <w:bCs/>
-        </w:rPr>
-        <w:t>3. Génération de la ligne brisée (parcours)</w:t>
-      </w:r>
-    </w:p>
-    <w:p>
-      <w:pPr>
-        <w:rPr>
-          <w:b/>
-          <w:bCs/>
-        </w:rPr>
-      </w:pPr>
-      <w:r>
-        <w:rPr>
-          <w:b/>
-          <w:bCs/>
-        </w:rPr>
-        <w:t>Objectif</w:t>
-      </w:r>
-    </w:p>
-    <w:p>
-      <w:r>
-        <w:t>Cette fonctionnalité permet de générer une ligne brisée représentant le parcours du jeu. La ligne doit être continue, varier de manière aléatoire et couvrir toute la zone visible de l’écran.</w:t>
-      </w:r>
-    </w:p>
-    <w:p>
-      <w:pPr>
-        <w:rPr>
-          <w:b/>
-          <w:bCs/>
-        </w:rPr>
-      </w:pPr>
-      <w:r>
-        <w:rPr>
-          <w:b/>
-          <w:bCs/>
-        </w:rPr>
-        <w:t>Structures de données et constantes</w:t>
-      </w:r>
-    </w:p>
-    <w:p>
-      <w:r>
-        <w:t>Le parcours est stocké sous la forme d’une liste de points.</w:t>
-      </w:r>
-      <w:r>
-        <w:br/>
-        <w:t>Des constantes définissent :</w:t>
-      </w:r>
-    </w:p>
-    <w:p>
-      <w:pPr>
-        <w:numPr>
-          <w:ilvl w:val="0"/>
-          <w:numId w:val="18"/>
-        </w:numPr>
-      </w:pPr>
-      <w:r>
-        <w:t>La</w:t>
-      </w:r>
-      <w:r>
-        <w:t xml:space="preserve"> distance minimale et maximale entre deux points successifs,</w:t>
-      </w:r>
-    </w:p>
-    <w:p>
-      <w:pPr>
-        <w:numPr>
-          <w:ilvl w:val="0"/>
-          <w:numId w:val="18"/>
-        </w:numPr>
-      </w:pPr>
-      <w:r>
-        <w:t>Les</w:t>
-      </w:r>
-      <w:r>
-        <w:t xml:space="preserve"> limites verticales autorisées pour les points.</w:t>
-      </w:r>
-    </w:p>
-    <w:p>
-      <w:pPr>
-        <w:rPr>
-          <w:b/>
-          <w:bCs/>
-        </w:rPr>
-      </w:pPr>
-      <w:r>
-        <w:rPr>
-          <w:b/>
-          <w:bCs/>
-        </w:rPr>
-        <w:t>Algorithme (description)</w:t>
-      </w:r>
-    </w:p>
-    <w:p>
-      <w:r>
-        <w:t>La génération du parcours se déroule comme suit :</w:t>
-      </w:r>
-    </w:p>
-    <w:p>
-      <w:pPr>
-        <w:numPr>
-          <w:ilvl w:val="0"/>
-          <w:numId w:val="19"/>
-        </w:numPr>
-      </w:pPr>
-      <w:r>
-        <w:t>Deux premiers points sont créés avec la même hauteur afin de démarrer sur une ligne horizontale.</w:t>
-      </w:r>
-    </w:p>
-    <w:p>
-      <w:pPr>
-        <w:numPr>
-          <w:ilvl w:val="0"/>
-          <w:numId w:val="19"/>
-        </w:numPr>
-      </w:pPr>
-      <w:r>
-        <w:t>Une position horizontale initiale est définie avant la zone visible.</w:t>
-      </w:r>
-    </w:p>
-    <w:p>
-      <w:pPr>
-        <w:numPr>
-          <w:ilvl w:val="0"/>
-          <w:numId w:val="19"/>
-        </w:numPr>
-      </w:pPr>
-      <w:r>
-        <w:t>Tant que la fin de la zone n’est pas atteinte :</w:t>
-      </w:r>
-    </w:p>
-    <w:p>
-      <w:pPr>
-        <w:numPr>
-          <w:ilvl w:val="1"/>
-          <w:numId w:val="19"/>
-        </w:numPr>
-      </w:pPr>
-      <w:r>
-        <w:t>Une</w:t>
-      </w:r>
-      <w:r>
-        <w:t xml:space="preserve"> distance horizontale aléatoire est ajoutée,</w:t>
-      </w:r>
-    </w:p>
-    <w:p>
-      <w:pPr>
-        <w:numPr>
-          <w:ilvl w:val="1"/>
-          <w:numId w:val="19"/>
-        </w:numPr>
-      </w:pPr>
-      <w:r>
-        <w:t>Une</w:t>
-      </w:r>
-      <w:r>
-        <w:t xml:space="preserve"> hauteur aléatoire comprise dans les limites autorisées est choisie,</w:t>
-      </w:r>
-    </w:p>
-    <w:p>
-      <w:pPr>
-        <w:numPr>
-          <w:ilvl w:val="1"/>
-          <w:numId w:val="19"/>
-        </w:numPr>
-      </w:pPr>
-      <w:r>
-        <w:t>Un</w:t>
-      </w:r>
-      <w:r>
-        <w:t xml:space="preserve"> nouveau point est ajouté à la liste.</w:t>
-      </w:r>
-    </w:p>
-    <w:p>
-      <w:pPr>
-        <w:numPr>
-          <w:ilvl w:val="0"/>
-          <w:numId w:val="19"/>
-        </w:numPr>
-      </w:pPr>
-      <w:r>
-        <w:t>Le processus se répète jusqu’à ce que la ligne dépasse légèrement la zone visible.</w:t>
-      </w:r>
-    </w:p>
-    <w:p>
-      <w:pPr>
-        <w:rPr>
-          <w:b/>
-          <w:bCs/>
-        </w:rPr>
-      </w:pPr>
-      <w:r>
-        <w:rPr>
-          <w:b/>
-          <w:bCs/>
-        </w:rPr>
-        <w:t>Interaction avec les autres fonctionnalités</w:t>
-      </w:r>
-    </w:p>
-    <w:p>
-      <w:r>
-        <w:t>La vue utilise cette liste de points pour dessiner la ligne brisée à l’écran.</w:t>
-      </w:r>
-    </w:p>
     <w:p/>
     <w:p/>
     <w:p/>
-    <w:p>
-      <w:pPr>
-        <w:rPr>
-          <w:b/>
-          <w:bCs/>
-        </w:rPr>
-      </w:pPr>
-      <w:r>
-        <w:rPr>
-          <w:b/>
-          <w:bCs/>
-        </w:rPr>
-        <w:lastRenderedPageBreak/>
-        <w:t>4. Affichage graphique</w:t>
-      </w:r>
-    </w:p>
-    <w:p>
-      <w:pPr>
-        <w:rPr>
-          <w:b/>
-          <w:bCs/>
-        </w:rPr>
-      </w:pPr>
-      <w:r>
-        <w:rPr>
-          <w:b/>
-          <w:bCs/>
-        </w:rPr>
-        <w:t>Objectif</w:t>
-      </w:r>
-    </w:p>
-    <w:p>
-      <w:r>
-        <w:t>Cette fonctionnalité assure la représentation visuelle du cercle et du parcours dans une fenêtre graphique.</w:t>
-      </w:r>
-    </w:p>
-    <w:p>
-      <w:pPr>
-        <w:rPr>
-          <w:b/>
-          <w:bCs/>
-        </w:rPr>
-      </w:pPr>
-      <w:r>
-        <w:rPr>
-          <w:b/>
-          <w:bCs/>
-        </w:rPr>
-        <w:t>Structures de données utilisées</w:t>
-      </w:r>
-    </w:p>
-    <w:p>
-      <w:pPr>
+    <w:p/>
+    <w:p>
+      <w:pPr>
+        <w:pStyle w:val="Paragraphedeliste"/>
         <w:numPr>
-          <w:ilvl w:val="0"/>
-          <w:numId w:val="21"/>
+          <w:ilvl w:val="1"/>
+          <w:numId w:val="37"/>
         </w:numPr>
-      </w:pPr>
-      <w:r>
-        <w:t>La hauteur du cercle issue du modèle.</w:t>
-      </w:r>
-    </w:p>
-    <w:p>
-      <w:pPr>
+        <w:rPr>
+          <w:b/>
+          <w:bCs/>
+          <w:sz w:val="28"/>
+          <w:szCs w:val="28"/>
+        </w:rPr>
+      </w:pPr>
+      <w:r>
+        <w:rPr>
+          <w:b/>
+          <w:bCs/>
+          <w:sz w:val="28"/>
+          <w:szCs w:val="28"/>
+        </w:rPr>
+        <w:t>Documentation utilisateur</w:t>
+      </w:r>
+    </w:p>
+    <w:p>
+      <w:pPr>
+        <w:spacing w:after="0"/>
+      </w:pPr>
+      <w:r>
+        <w:t>L’application se lance en exécutant la classe principale du projet.</w:t>
+      </w:r>
+      <w:r>
+        <w:t xml:space="preserve"> </w:t>
+      </w:r>
+      <w:r>
+        <w:t>Une fenêtre graphique s’ouvre alors automatiquement.</w:t>
+      </w:r>
+    </w:p>
+    <w:p>
+      <w:pPr>
+        <w:spacing w:after="0"/>
+      </w:pPr>
+    </w:p>
+    <w:p>
+      <w:pPr>
+        <w:spacing w:after="0"/>
+      </w:pPr>
+      <w:r>
+        <w:t>La fenêtre affiche un cercle représentant l’objet principal du jeu ainsi</w:t>
+      </w:r>
+      <w:r>
+        <w:t xml:space="preserve"> </w:t>
+      </w:r>
+      <w:r>
+        <w:t>qu’une ligne brisée représentant le parcours. Le cercle reste fixe</w:t>
+      </w:r>
+      <w:r>
+        <w:t xml:space="preserve"> </w:t>
+      </w:r>
+      <w:r>
+        <w:t>horizontalement à l’écran tandis que le parcours défile de manière continue,</w:t>
+      </w:r>
+      <w:r>
+        <w:t xml:space="preserve"> </w:t>
+      </w:r>
+      <w:r>
+        <w:t>ce qui donne l’illusion d’un déplacement horizontal.</w:t>
+      </w:r>
+    </w:p>
+    <w:p>
+      <w:pPr>
+        <w:spacing w:after="0"/>
+      </w:pPr>
+    </w:p>
+    <w:p>
+      <w:pPr>
+        <w:spacing w:after="0"/>
+      </w:pPr>
+      <w:r>
+        <w:t>L’utilisateur peut interagir avec l’application en cliquant dans la fenêtre.</w:t>
+      </w:r>
+    </w:p>
+    <w:p>
+      <w:pPr>
+        <w:spacing w:after="0"/>
+      </w:pPr>
+      <w:r>
+        <w:t>Chaque clic provoque un saut du cercle vers le haut. En l’absence de clic,</w:t>
+      </w:r>
+      <w:r>
+        <w:t xml:space="preserve"> </w:t>
+      </w:r>
+      <w:r>
+        <w:t>le cercle redescend automatiquement sous l’effet de la gravité simulée</w:t>
+      </w:r>
+      <w:r>
+        <w:t xml:space="preserve"> </w:t>
+      </w:r>
+      <w:r>
+        <w:t>par le programme.</w:t>
+      </w:r>
+    </w:p>
+    <w:p>
+      <w:pPr>
+        <w:spacing w:after="0"/>
+      </w:pPr>
+    </w:p>
+    <w:p>
+      <w:pPr>
+        <w:spacing w:after="0"/>
+      </w:pPr>
+      <w:r>
+        <w:t>Le parcours est généré de manière dynamique et s’étend de façon infinie.</w:t>
+      </w:r>
+    </w:p>
+    <w:p>
+      <w:pPr>
+        <w:spacing w:after="0"/>
+      </w:pPr>
+      <w:r>
+        <w:t>Lorsque le cercle entre en collision avec la ligne brisée, une animation</w:t>
+      </w:r>
+      <w:r>
+        <w:t xml:space="preserve"> </w:t>
+      </w:r>
+      <w:r>
+        <w:t>visuelle est déclenchée afin de signaler la collision à l’utilisateur.</w:t>
+      </w:r>
+    </w:p>
+    <w:p>
+      <w:pPr>
+        <w:spacing w:after="0"/>
+      </w:pPr>
+    </w:p>
+    <w:p>
+      <w:pPr>
+        <w:spacing w:after="0"/>
+      </w:pPr>
+      <w:r>
+        <w:t>L’application ne nécessite aucune configuration particulière et peut être</w:t>
+      </w:r>
+      <w:r>
+        <w:t xml:space="preserve"> </w:t>
+      </w:r>
+      <w:r>
+        <w:t>fermée en utilisant le bouton de fermeture de la fenêtre.</w:t>
+      </w:r>
+    </w:p>
+    <w:p>
+      <w:pPr>
+        <w:spacing w:after="0"/>
+      </w:pPr>
+    </w:p>
+    <w:p>
+      <w:pPr>
+        <w:pStyle w:val="Paragraphedeliste"/>
         <w:numPr>
-          <w:ilvl w:val="0"/>
-          <w:numId w:val="21"/>
+          <w:ilvl w:val="1"/>
+          <w:numId w:val="37"/>
         </w:numPr>
-      </w:pPr>
-      <w:r>
-        <w:t>La liste des points représentant le parcours.</w:t>
-      </w:r>
-    </w:p>
-    <w:p>
-      <w:pPr>
-        <w:rPr>
-          <w:b/>
-          <w:bCs/>
-        </w:rPr>
-      </w:pPr>
-      <w:r>
-        <w:rPr>
-          <w:b/>
-          <w:bCs/>
-        </w:rPr>
-        <w:t>Algorithme (description)</w:t>
-      </w:r>
-    </w:p>
-    <w:p>
-      <w:r>
-        <w:t>À chaque mise à jour de l’affichage :</w:t>
-      </w:r>
-    </w:p>
-    <w:p>
-      <w:pPr>
+        <w:spacing w:after="0"/>
+        <w:rPr>
+          <w:b/>
+          <w:bCs/>
+          <w:sz w:val="28"/>
+          <w:szCs w:val="28"/>
+        </w:rPr>
+      </w:pPr>
+      <w:r>
+        <w:rPr>
+          <w:b/>
+          <w:bCs/>
+          <w:sz w:val="28"/>
+          <w:szCs w:val="28"/>
+        </w:rPr>
+        <w:t>Documentation développeur</w:t>
+      </w:r>
+    </w:p>
+    <w:p>
+      <w:pPr>
+        <w:spacing w:after="0"/>
+      </w:pPr>
+    </w:p>
+    <w:p>
+      <w:pPr>
+        <w:spacing w:after="0"/>
+      </w:pPr>
+    </w:p>
+    <w:p>
+      <w:pPr>
+        <w:spacing w:after="0"/>
+      </w:pPr>
+      <w:r>
+        <w:t>Le projet est structuré selon l’architecture MVC (Modèle – Vue – Contrôleur),</w:t>
+      </w:r>
+      <w:r>
+        <w:t xml:space="preserve"> </w:t>
+      </w:r>
+      <w:r>
+        <w:t>afin de séparer clairement les responsabilités et de faciliter la maintenance</w:t>
+      </w:r>
+      <w:r>
+        <w:t xml:space="preserve"> </w:t>
+      </w:r>
+      <w:r>
+        <w:t>et l’évolution du code.</w:t>
+      </w:r>
+    </w:p>
+    <w:p>
+      <w:pPr>
+        <w:spacing w:after="0"/>
+      </w:pPr>
+    </w:p>
+    <w:p>
+      <w:pPr>
+        <w:spacing w:after="0"/>
+      </w:pPr>
+      <w:r>
+        <w:t>Le modèle regroupe les classes responsables de l’état du jeu et de sa logique.</w:t>
+      </w:r>
+    </w:p>
+    <w:p>
+      <w:pPr>
+        <w:spacing w:after="0"/>
+      </w:pPr>
+      <w:r>
+        <w:t>Il contient notamment la position du cercle, l’avancement horizontal et la</w:t>
+      </w:r>
+      <w:r>
+        <w:t xml:space="preserve"> </w:t>
+      </w:r>
+      <w:r>
+        <w:t>structure du parcours sous forme de points. Les comportements automatiques</w:t>
+      </w:r>
+      <w:r>
+        <w:t xml:space="preserve"> </w:t>
+      </w:r>
+      <w:r>
+        <w:t>du jeu sont gérés par plusieurs threads indépendants.</w:t>
+      </w:r>
+    </w:p>
+    <w:p>
+      <w:pPr>
+        <w:spacing w:after="0"/>
+      </w:pPr>
+    </w:p>
+    <w:p>
+      <w:pPr>
+        <w:spacing w:after="0"/>
+      </w:pPr>
+      <w:r>
+        <w:t>La vue est chargée de l’affichage graphique. Elle lit les informations</w:t>
+      </w:r>
+      <w:r>
+        <w:t xml:space="preserve"> </w:t>
+      </w:r>
+      <w:r>
+        <w:t>contenues dans le modèle et les transforme en éléments visuels à l’aide</w:t>
+      </w:r>
+      <w:r>
+        <w:t xml:space="preserve"> </w:t>
+      </w:r>
+      <w:r>
+        <w:t>de la bibliothèque Swing. La vue ne modifie jamais directement les données</w:t>
+      </w:r>
+      <w:r>
+        <w:t xml:space="preserve"> </w:t>
+      </w:r>
+      <w:r>
+        <w:t>du modèle.</w:t>
+      </w:r>
+    </w:p>
+    <w:p>
+      <w:pPr>
+        <w:spacing w:after="0"/>
+      </w:pPr>
+    </w:p>
+    <w:p>
+      <w:pPr>
+        <w:spacing w:after="0"/>
+      </w:pPr>
+      <w:r>
+        <w:t>Le contrôleur gère les interactions utilisateur, en particulier les clics</w:t>
+      </w:r>
+      <w:r>
+        <w:t xml:space="preserve"> </w:t>
+      </w:r>
+      <w:r>
+        <w:t>de souris. Il transmet les actions correspondantes au modèle, ce qui permet</w:t>
+      </w:r>
+      <w:r>
+        <w:t xml:space="preserve"> </w:t>
+      </w:r>
+      <w:r>
+        <w:t>de respecter l’architecture MVC.</w:t>
+      </w:r>
+    </w:p>
+    <w:p>
+      <w:pPr>
+        <w:spacing w:after="0"/>
+      </w:pPr>
+    </w:p>
+    <w:p>
+      <w:pPr>
+        <w:spacing w:after="0"/>
+      </w:pPr>
+      <w:r>
+        <w:t>Pour faire évoluer le projet, il est possible d’ajouter de nouvelles</w:t>
+      </w:r>
+      <w:r>
+        <w:t xml:space="preserve"> </w:t>
+      </w:r>
+      <w:r>
+        <w:t>fonctionnalités en créant de nouveaux threads ou de nouveaux éléments</w:t>
+      </w:r>
+      <w:r>
+        <w:t xml:space="preserve"> </w:t>
+      </w:r>
+      <w:r>
+        <w:t>graphiques, tout en conservant la séparation entre modèle, vue et contrôleur.</w:t>
+      </w:r>
+    </w:p>
+    <w:p>
+      <w:pPr>
+        <w:spacing w:after="0"/>
+      </w:pPr>
+    </w:p>
+    <w:p>
+      <w:pPr>
+        <w:pStyle w:val="Paragraphedeliste"/>
         <w:numPr>
-          <w:ilvl w:val="0"/>
-          <w:numId w:val="22"/>
+          <w:ilvl w:val="1"/>
+          <w:numId w:val="37"/>
         </w:numPr>
-      </w:pPr>
-      <w:r>
-        <w:t>La zone graphique est nettoyée.</w:t>
-      </w:r>
-    </w:p>
-    <w:p>
-      <w:pPr>
-        <w:numPr>
-          <w:ilvl w:val="0"/>
-          <w:numId w:val="22"/>
-        </w:numPr>
-      </w:pPr>
-      <w:r>
-        <w:t>Les points du parcours sont parcourus deux par deux.</w:t>
-      </w:r>
-    </w:p>
-    <w:p>
-      <w:pPr>
-        <w:numPr>
-          <w:ilvl w:val="0"/>
-          <w:numId w:val="22"/>
-        </w:numPr>
-      </w:pPr>
-      <w:r>
-        <w:t>Chaque paire de points est reliée par un segment.</w:t>
-      </w:r>
-    </w:p>
-    <w:p>
-      <w:pPr>
-        <w:numPr>
-          <w:ilvl w:val="0"/>
-          <w:numId w:val="22"/>
-        </w:numPr>
-      </w:pPr>
-      <w:r>
-        <w:t>La position verticale du cercle est calculée à partir de sa hauteur.</w:t>
-      </w:r>
-    </w:p>
-    <w:p>
-      <w:pPr>
-        <w:numPr>
-          <w:ilvl w:val="0"/>
-          <w:numId w:val="22"/>
-        </w:numPr>
-      </w:pPr>
-      <w:r>
-        <w:t>Le cercle est dessiné à une position horizontale fixe.</w:t>
-      </w:r>
-    </w:p>
-    <w:p>
-      <w:pPr>
-        <w:rPr>
-          <w:b/>
-          <w:bCs/>
-        </w:rPr>
-      </w:pPr>
-      <w:r>
-        <w:rPr>
-          <w:b/>
-          <w:bCs/>
-        </w:rPr>
-        <w:t>Interaction avec les autres fonctionnalités</w:t>
-      </w:r>
-    </w:p>
-    <w:p>
-      <w:r>
-        <w:t>L’affichage dépend entièrement des données fournies par le modèle et est rafraîchi automatiquement.</w:t>
-      </w:r>
-    </w:p>
-    <w:p/>
-    <w:p>
-      <w:pPr>
-        <w:rPr>
-          <w:b/>
-          <w:bCs/>
-        </w:rPr>
-      </w:pPr>
-      <w:r>
-        <w:rPr>
-          <w:b/>
-          <w:bCs/>
-        </w:rPr>
-        <w:t>5. Mise à jour automatique et animation</w:t>
-      </w:r>
-    </w:p>
-    <w:p>
-      <w:pPr>
-        <w:rPr>
-          <w:b/>
-          <w:bCs/>
-        </w:rPr>
-      </w:pPr>
-      <w:r>
-        <w:rPr>
-          <w:b/>
-          <w:bCs/>
-        </w:rPr>
-        <w:t>Objectif</w:t>
-      </w:r>
-    </w:p>
-    <w:p>
-      <w:r>
-        <w:t>Cette fonctionnalité permet d’assurer une animation continue du jeu sans intervention permanente de l’utilisateur.</w:t>
-      </w:r>
-    </w:p>
-    <w:p>
-      <w:pPr>
-        <w:rPr>
-          <w:b/>
-          <w:bCs/>
-        </w:rPr>
-      </w:pPr>
-      <w:r>
-        <w:rPr>
-          <w:b/>
-          <w:bCs/>
-        </w:rPr>
-        <w:t>Algorithme (description)</w:t>
-      </w:r>
-    </w:p>
-    <w:p>
-      <w:r>
-        <w:t>De manière répétée :</w:t>
-      </w:r>
-    </w:p>
-    <w:p>
-      <w:pPr>
-        <w:numPr>
-          <w:ilvl w:val="0"/>
-          <w:numId w:val="24"/>
-        </w:numPr>
-      </w:pPr>
-      <w:r>
-        <w:t>Un court délai est respecté.</w:t>
-      </w:r>
-    </w:p>
-    <w:p>
-      <w:pPr>
-        <w:numPr>
-          <w:ilvl w:val="0"/>
-          <w:numId w:val="24"/>
-        </w:numPr>
-      </w:pPr>
-      <w:r>
-        <w:t>La position du cercle est mise à jour (descente).</w:t>
-      </w:r>
-    </w:p>
-    <w:p>
-      <w:pPr>
-        <w:numPr>
-          <w:ilvl w:val="0"/>
-          <w:numId w:val="24"/>
-        </w:numPr>
-      </w:pPr>
-      <w:r>
-        <w:t>L’affichage est rafraîchi.</w:t>
-      </w:r>
-    </w:p>
-    <w:p>
-      <w:pPr>
-        <w:numPr>
-          <w:ilvl w:val="0"/>
-          <w:numId w:val="24"/>
-        </w:numPr>
-      </w:pPr>
-      <w:r>
-        <w:t>Le cycle recommence.</w:t>
-      </w:r>
-    </w:p>
-    <w:p/>
-    <w:p/>
+        <w:spacing w:after="0"/>
+        <w:rPr>
+          <w:b/>
+          <w:bCs/>
+          <w:sz w:val="28"/>
+          <w:szCs w:val="28"/>
+        </w:rPr>
+      </w:pPr>
+      <w:r>
+        <w:rPr>
+          <w:b/>
+          <w:bCs/>
+          <w:sz w:val="28"/>
+          <w:szCs w:val="28"/>
+        </w:rPr>
+        <w:t>Résultat</w:t>
+      </w:r>
+    </w:p>
+    <w:p>
+      <w:pPr>
+        <w:spacing w:after="0"/>
+        <w:rPr>
+          <w:b/>
+          <w:bCs/>
+          <w:sz w:val="28"/>
+          <w:szCs w:val="28"/>
+        </w:rPr>
+      </w:pPr>
+      <w:r>
+        <w:rPr>
+          <w:b/>
+          <w:bCs/>
+          <w:sz w:val="28"/>
+          <w:szCs w:val="28"/>
+        </w:rPr>
+        <w:t xml:space="preserve"> </w:t>
+      </w:r>
+    </w:p>
+    <w:p>
+      <w:pPr>
+        <w:spacing w:after="0"/>
+        <w:rPr>
+          <w:b/>
+          <w:bCs/>
+          <w:sz w:val="28"/>
+          <w:szCs w:val="28"/>
+        </w:rPr>
+      </w:pPr>
+    </w:p>
+    <w:p>
+      <w:pPr>
+        <w:spacing w:after="0"/>
+        <w:rPr>
+          <w:b/>
+          <w:bCs/>
+          <w:sz w:val="28"/>
+          <w:szCs w:val="28"/>
+        </w:rPr>
+      </w:pPr>
+      <w:r>
+        <w:rPr>
+          <w:b/>
+          <w:bCs/>
+          <w:noProof/>
+          <w:sz w:val="28"/>
+          <w:szCs w:val="28"/>
+        </w:rPr>
+        <w:drawing>
+          <wp:inline distT="0" distB="0" distL="0" distR="0" wp14:anchorId="46EB67FA" wp14:editId="7EC45DDB">
+            <wp:extent cx="3207115" cy="2431143"/>
+            <wp:effectExtent l="0" t="0" r="0" b="7620"/>
+            <wp:docPr id="1937466890" name="Image 2" descr="Une image contenant diagramme, ligne, texte, Tracé&#10;&#10;Le contenu généré par l’IA peut être incorrect."/>
+            <wp:cNvGraphicFramePr>
+              <a:graphicFrameLocks xmlns:a="http://schemas.openxmlformats.org/drawingml/2006/main" noChangeAspect="1"/>
+            </wp:cNvGraphicFramePr>
+            <a:graphic xmlns:a="http://schemas.openxmlformats.org/drawingml/2006/main">
+              <a:graphicData uri="http://schemas.openxmlformats.org/drawingml/2006/picture">
+                <pic:pic xmlns:pic="http://schemas.openxmlformats.org/drawingml/2006/picture">
+                  <pic:nvPicPr>
+                    <pic:cNvPr id="1937466890" name="Image 2" descr="Une image contenant diagramme, ligne, texte, Tracé&#10;&#10;Le contenu généré par l’IA peut être incorrect."/>
+                    <pic:cNvPicPr/>
+                  </pic:nvPicPr>
+                  <pic:blipFill>
+                    <a:blip r:embed="rId9">
+                      <a:extLst>
+                        <a:ext uri="{28A0092B-C50C-407E-A947-70E740481C1C}">
+                          <a14:useLocalDpi xmlns:a14="http://schemas.microsoft.com/office/drawing/2010/main" val="0"/>
+                        </a:ext>
+                      </a:extLst>
+                    </a:blip>
+                    <a:stretch>
+                      <a:fillRect/>
+                    </a:stretch>
+                  </pic:blipFill>
+                  <pic:spPr>
+                    <a:xfrm>
+                      <a:off x="0" y="0"/>
+                      <a:ext cx="3220767" cy="2441492"/>
+                    </a:xfrm>
+                    <a:prstGeom prst="rect">
+                      <a:avLst/>
+                    </a:prstGeom>
+                  </pic:spPr>
+                </pic:pic>
+              </a:graphicData>
+            </a:graphic>
+          </wp:inline>
+        </w:drawing>
+      </w:r>
+      <w:r>
+        <w:rPr>
+          <w:b/>
+          <w:bCs/>
+          <w:noProof/>
+          <w:sz w:val="28"/>
+          <w:szCs w:val="28"/>
+        </w:rPr>
+        <w:drawing>
+          <wp:inline distT="0" distB="0" distL="0" distR="0" wp14:anchorId="18D64331" wp14:editId="59FC7B3A">
+            <wp:extent cx="3246278" cy="2481943"/>
+            <wp:effectExtent l="0" t="0" r="0" b="0"/>
+            <wp:docPr id="895243458" name="Image 3" descr="Une image contenant diagramme, ligne, Tracé, origami&#10;&#10;Le contenu généré par l’IA peut être incorrect."/>
+            <wp:cNvGraphicFramePr>
+              <a:graphicFrameLocks xmlns:a="http://schemas.openxmlformats.org/drawingml/2006/main" noChangeAspect="1"/>
+            </wp:cNvGraphicFramePr>
+            <a:graphic xmlns:a="http://schemas.openxmlformats.org/drawingml/2006/main">
+              <a:graphicData uri="http://schemas.openxmlformats.org/drawingml/2006/picture">
+                <pic:pic xmlns:pic="http://schemas.openxmlformats.org/drawingml/2006/picture">
+                  <pic:nvPicPr>
+                    <pic:cNvPr id="895243458" name="Image 3" descr="Une image contenant diagramme, ligne, Tracé, origami&#10;&#10;Le contenu généré par l’IA peut être incorrect."/>
+                    <pic:cNvPicPr/>
+                  </pic:nvPicPr>
+                  <pic:blipFill>
+                    <a:blip r:embed="rId10">
+                      <a:extLst>
+                        <a:ext uri="{28A0092B-C50C-407E-A947-70E740481C1C}">
+                          <a14:useLocalDpi xmlns:a14="http://schemas.microsoft.com/office/drawing/2010/main" val="0"/>
+                        </a:ext>
+                      </a:extLst>
+                    </a:blip>
+                    <a:stretch>
+                      <a:fillRect/>
+                    </a:stretch>
+                  </pic:blipFill>
+                  <pic:spPr>
+                    <a:xfrm>
+                      <a:off x="0" y="0"/>
+                      <a:ext cx="3260712" cy="2492979"/>
+                    </a:xfrm>
+                    <a:prstGeom prst="rect">
+                      <a:avLst/>
+                    </a:prstGeom>
+                  </pic:spPr>
+                </pic:pic>
+              </a:graphicData>
+            </a:graphic>
+          </wp:inline>
+        </w:drawing>
+      </w:r>
+    </w:p>
+    <w:p>
+      <w:pPr>
+        <w:spacing w:after="0"/>
+        <w:rPr>
+          <w:b/>
+          <w:bCs/>
+          <w:sz w:val="28"/>
+          <w:szCs w:val="28"/>
+        </w:rPr>
+      </w:pPr>
+    </w:p>
+    <w:p>
+      <w:pPr>
+        <w:spacing w:after="0"/>
+        <w:rPr>
+          <w:b/>
+          <w:bCs/>
+          <w:sz w:val="28"/>
+          <w:szCs w:val="28"/>
+        </w:rPr>
+      </w:pPr>
+    </w:p>
     <w:sectPr>
       <w:pgSz w:w="11906" w:h="16838"/>
       <w:pgMar w:top="1417" w:right="1417" w:bottom="1417" w:left="1417" w:header="708" w:footer="708" w:gutter="0"/>
@@ -2383,6 +2950,155 @@
     </w:lvl>
   </w:abstractNum>
   <w:abstractNum w:abstractNumId="3" w15:restartNumberingAfterBreak="0">
+    <w:nsid w:val="17AA0C98"/>
+    <w:multiLevelType w:val="multilevel"/>
+    <w:tmpl w:val="B96844B4"/>
+    <w:lvl w:ilvl="0">
+      <w:start w:val="1"/>
+      <w:numFmt w:val="bullet"/>
+      <w:lvlText w:val=""/>
+      <w:lvlJc w:val="left"/>
+      <w:pPr>
+        <w:tabs>
+          <w:tab w:val="num" w:pos="720"/>
+        </w:tabs>
+        <w:ind w:left="720" w:hanging="360"/>
+      </w:pPr>
+      <w:rPr>
+        <w:rFonts w:ascii="Symbol" w:hAnsi="Symbol" w:hint="default"/>
+        <w:sz w:val="20"/>
+      </w:rPr>
+    </w:lvl>
+    <w:lvl w:ilvl="1" w:tentative="1">
+      <w:start w:val="1"/>
+      <w:numFmt w:val="bullet"/>
+      <w:lvlText w:val="o"/>
+      <w:lvlJc w:val="left"/>
+      <w:pPr>
+        <w:tabs>
+          <w:tab w:val="num" w:pos="1440"/>
+        </w:tabs>
+        <w:ind w:left="1440" w:hanging="360"/>
+      </w:pPr>
+      <w:rPr>
+        <w:rFonts w:ascii="Courier New" w:hAnsi="Courier New" w:hint="default"/>
+        <w:sz w:val="20"/>
+      </w:rPr>
+    </w:lvl>
+    <w:lvl w:ilvl="2" w:tentative="1">
+      <w:start w:val="1"/>
+      <w:numFmt w:val="bullet"/>
+      <w:lvlText w:val=""/>
+      <w:lvlJc w:val="left"/>
+      <w:pPr>
+        <w:tabs>
+          <w:tab w:val="num" w:pos="2160"/>
+        </w:tabs>
+        <w:ind w:left="2160" w:hanging="360"/>
+      </w:pPr>
+      <w:rPr>
+        <w:rFonts w:ascii="Wingdings" w:hAnsi="Wingdings" w:hint="default"/>
+        <w:sz w:val="20"/>
+      </w:rPr>
+    </w:lvl>
+    <w:lvl w:ilvl="3" w:tentative="1">
+      <w:start w:val="1"/>
+      <w:numFmt w:val="bullet"/>
+      <w:lvlText w:val=""/>
+      <w:lvlJc w:val="left"/>
+      <w:pPr>
+        <w:tabs>
+          <w:tab w:val="num" w:pos="2880"/>
+        </w:tabs>
+        <w:ind w:left="2880" w:hanging="360"/>
+      </w:pPr>
+      <w:rPr>
+        <w:rFonts w:ascii="Wingdings" w:hAnsi="Wingdings" w:hint="default"/>
+        <w:sz w:val="20"/>
+      </w:rPr>
+    </w:lvl>
+    <w:lvl w:ilvl="4" w:tentative="1">
+      <w:start w:val="1"/>
+      <w:numFmt w:val="bullet"/>
+      <w:lvlText w:val=""/>
+      <w:lvlJc w:val="left"/>
+      <w:pPr>
+        <w:tabs>
+          <w:tab w:val="num" w:pos="3600"/>
+        </w:tabs>
+        <w:ind w:left="3600" w:hanging="360"/>
+      </w:pPr>
+      <w:rPr>
+        <w:rFonts w:ascii="Wingdings" w:hAnsi="Wingdings" w:hint="default"/>
+        <w:sz w:val="20"/>
+      </w:rPr>
+    </w:lvl>
+    <w:lvl w:ilvl="5" w:tentative="1">
+      <w:start w:val="1"/>
+      <w:numFmt w:val="bullet"/>
+      <w:lvlText w:val=""/>
+      <w:lvlJc w:val="left"/>
+      <w:pPr>
+        <w:tabs>
+          <w:tab w:val="num" w:pos="4320"/>
+        </w:tabs>
+        <w:ind w:left="4320" w:hanging="360"/>
+      </w:pPr>
+      <w:rPr>
+        <w:rFonts w:ascii="Wingdings" w:hAnsi="Wingdings" w:hint="default"/>
+        <w:sz w:val="20"/>
+      </w:rPr>
+    </w:lvl>
+    <w:lvl w:ilvl="6" w:tentative="1">
+      <w:start w:val="1"/>
+      <w:numFmt w:val="bullet"/>
+      <w:lvlText w:val=""/>
+      <w:lvlJc w:val="left"/>
+      <w:pPr>
+        <w:tabs>
+          <w:tab w:val="num" w:pos="5040"/>
+        </w:tabs>
+        <w:ind w:left="5040" w:hanging="360"/>
+      </w:pPr>
+      <w:rPr>
+        <w:rFonts w:ascii="Wingdings" w:hAnsi="Wingdings" w:hint="default"/>
+        <w:sz w:val="20"/>
+      </w:rPr>
+    </w:lvl>
+    <w:lvl w:ilvl="7" w:tentative="1">
+      <w:start w:val="1"/>
+      <w:numFmt w:val="bullet"/>
+      <w:lvlText w:val=""/>
+      <w:lvlJc w:val="left"/>
+      <w:pPr>
+        <w:tabs>
+          <w:tab w:val="num" w:pos="5760"/>
+        </w:tabs>
+        <w:ind w:left="5760" w:hanging="360"/>
+      </w:pPr>
+      <w:rPr>
+        <w:rFonts w:ascii="Wingdings" w:hAnsi="Wingdings" w:hint="default"/>
+        <w:sz w:val="20"/>
+      </w:rPr>
+    </w:lvl>
+    <w:lvl w:ilvl="8" w:tentative="1">
+      <w:start w:val="1"/>
+      <w:numFmt w:val="bullet"/>
+      <w:lvlText w:val=""/>
+      <w:lvlJc w:val="left"/>
+      <w:pPr>
+        <w:tabs>
+          <w:tab w:val="num" w:pos="6480"/>
+        </w:tabs>
+        <w:ind w:left="6480" w:hanging="360"/>
+      </w:pPr>
+      <w:rPr>
+        <w:rFonts w:ascii="Wingdings" w:hAnsi="Wingdings" w:hint="default"/>
+        <w:sz w:val="20"/>
+      </w:rPr>
+    </w:lvl>
+  </w:abstractNum>
+  <w:abstractNum w:abstractNumId="4" w15:restartNumberingAfterBreak="0">
     <w:nsid w:val="1DE22281"/>
     <w:multiLevelType w:val="multilevel"/>
     <w:tmpl w:val="B7966DF8"/>
@@ -2531,7 +3247,7 @@
       </w:rPr>
     </w:lvl>
   </w:abstractNum>
-  <w:abstractNum w:abstractNumId="4" w15:restartNumberingAfterBreak="0">
+  <w:abstractNum w:abstractNumId="5" w15:restartNumberingAfterBreak="0">
     <w:nsid w:val="22317048"/>
     <w:multiLevelType w:val="multilevel"/>
     <w:tmpl w:val="6EC64528"/>
@@ -2680,7 +3396,7 @@
       </w:rPr>
     </w:lvl>
   </w:abstractNum>
-  <w:abstractNum w:abstractNumId="5" w15:restartNumberingAfterBreak="0">
+  <w:abstractNum w:abstractNumId="6" w15:restartNumberingAfterBreak="0">
     <w:nsid w:val="22915637"/>
     <w:multiLevelType w:val="multilevel"/>
     <w:tmpl w:val="9BE08C48"/>
@@ -2829,96 +3545,128 @@
       </w:rPr>
     </w:lvl>
   </w:abstractNum>
-  <w:abstractNum w:abstractNumId="6" w15:restartNumberingAfterBreak="0">
+  <w:abstractNum w:abstractNumId="7" w15:restartNumberingAfterBreak="0">
     <w:nsid w:val="24841304"/>
-    <w:multiLevelType w:val="hybridMultilevel"/>
-    <w:tmpl w:val="5A1A307E"/>
-    <w:lvl w:ilvl="0" w:tplc="040C000F">
+    <w:multiLevelType w:val="multilevel"/>
+    <w:tmpl w:val="9AC627A2"/>
+    <w:lvl w:ilvl="0">
       <w:start w:val="1"/>
       <w:numFmt w:val="decimal"/>
       <w:lvlText w:val="%1."/>
       <w:lvlJc w:val="left"/>
       <w:pPr>
-        <w:ind w:left="720" w:hanging="360"/>
+        <w:ind w:left="360" w:hanging="360"/>
       </w:pPr>
       <w:rPr>
         <w:rFonts w:hint="default"/>
       </w:rPr>
     </w:lvl>
-    <w:lvl w:ilvl="1" w:tplc="040C0019" w:tentative="1">
-      <w:start w:val="1"/>
-      <w:numFmt w:val="lowerLetter"/>
-      <w:lvlText w:val="%2."/>
-      <w:lvlJc w:val="left"/>
-      <w:pPr>
-        <w:ind w:left="1440" w:hanging="360"/>
-      </w:pPr>
-    </w:lvl>
-    <w:lvl w:ilvl="2" w:tplc="040C001B" w:tentative="1">
-      <w:start w:val="1"/>
-      <w:numFmt w:val="lowerRoman"/>
-      <w:lvlText w:val="%3."/>
-      <w:lvlJc w:val="right"/>
-      <w:pPr>
-        <w:ind w:left="2160" w:hanging="180"/>
-      </w:pPr>
-    </w:lvl>
-    <w:lvl w:ilvl="3" w:tplc="040C000F" w:tentative="1">
+    <w:lvl w:ilvl="1">
       <w:start w:val="1"/>
       <w:numFmt w:val="decimal"/>
-      <w:lvlText w:val="%4."/>
-      <w:lvlJc w:val="left"/>
-      <w:pPr>
-        <w:ind w:left="2880" w:hanging="360"/>
-      </w:pPr>
-    </w:lvl>
-    <w:lvl w:ilvl="4" w:tplc="040C0019" w:tentative="1">
-      <w:start w:val="1"/>
-      <w:numFmt w:val="lowerLetter"/>
-      <w:lvlText w:val="%5."/>
-      <w:lvlJc w:val="left"/>
-      <w:pPr>
-        <w:ind w:left="3600" w:hanging="360"/>
-      </w:pPr>
-    </w:lvl>
-    <w:lvl w:ilvl="5" w:tplc="040C001B" w:tentative="1">
-      <w:start w:val="1"/>
-      <w:numFmt w:val="lowerRoman"/>
-      <w:lvlText w:val="%6."/>
-      <w:lvlJc w:val="right"/>
-      <w:pPr>
-        <w:ind w:left="4320" w:hanging="180"/>
-      </w:pPr>
-    </w:lvl>
-    <w:lvl w:ilvl="6" w:tplc="040C000F" w:tentative="1">
+      <w:isLgl/>
+      <w:lvlText w:val="%1.%2."/>
+      <w:lvlJc w:val="left"/>
+      <w:pPr>
+        <w:ind w:left="1080" w:hanging="720"/>
+      </w:pPr>
+      <w:rPr>
+        <w:rFonts w:hint="default"/>
+      </w:rPr>
+    </w:lvl>
+    <w:lvl w:ilvl="2">
       <w:start w:val="1"/>
       <w:numFmt w:val="decimal"/>
-      <w:lvlText w:val="%7."/>
-      <w:lvlJc w:val="left"/>
-      <w:pPr>
-        <w:ind w:left="5040" w:hanging="360"/>
-      </w:pPr>
-    </w:lvl>
-    <w:lvl w:ilvl="7" w:tplc="040C0019" w:tentative="1">
-      <w:start w:val="1"/>
-      <w:numFmt w:val="lowerLetter"/>
-      <w:lvlText w:val="%8."/>
-      <w:lvlJc w:val="left"/>
-      <w:pPr>
-        <w:ind w:left="5760" w:hanging="360"/>
-      </w:pPr>
-    </w:lvl>
-    <w:lvl w:ilvl="8" w:tplc="040C001B" w:tentative="1">
-      <w:start w:val="1"/>
-      <w:numFmt w:val="lowerRoman"/>
-      <w:lvlText w:val="%9."/>
-      <w:lvlJc w:val="right"/>
-      <w:pPr>
-        <w:ind w:left="6480" w:hanging="180"/>
-      </w:pPr>
+      <w:isLgl/>
+      <w:lvlText w:val="%1.%2.%3."/>
+      <w:lvlJc w:val="left"/>
+      <w:pPr>
+        <w:ind w:left="1440" w:hanging="720"/>
+      </w:pPr>
+      <w:rPr>
+        <w:rFonts w:hint="default"/>
+      </w:rPr>
+    </w:lvl>
+    <w:lvl w:ilvl="3">
+      <w:start w:val="1"/>
+      <w:numFmt w:val="decimal"/>
+      <w:isLgl/>
+      <w:lvlText w:val="%1.%2.%3.%4."/>
+      <w:lvlJc w:val="left"/>
+      <w:pPr>
+        <w:ind w:left="2160" w:hanging="1080"/>
+      </w:pPr>
+      <w:rPr>
+        <w:rFonts w:hint="default"/>
+      </w:rPr>
+    </w:lvl>
+    <w:lvl w:ilvl="4">
+      <w:start w:val="1"/>
+      <w:numFmt w:val="decimal"/>
+      <w:isLgl/>
+      <w:lvlText w:val="%1.%2.%3.%4.%5."/>
+      <w:lvlJc w:val="left"/>
+      <w:pPr>
+        <w:ind w:left="2880" w:hanging="1440"/>
+      </w:pPr>
+      <w:rPr>
+        <w:rFonts w:hint="default"/>
+      </w:rPr>
+    </w:lvl>
+    <w:lvl w:ilvl="5">
+      <w:start w:val="1"/>
+      <w:numFmt w:val="decimal"/>
+      <w:isLgl/>
+      <w:lvlText w:val="%1.%2.%3.%4.%5.%6."/>
+      <w:lvlJc w:val="left"/>
+      <w:pPr>
+        <w:ind w:left="3240" w:hanging="1440"/>
+      </w:pPr>
+      <w:rPr>
+        <w:rFonts w:hint="default"/>
+      </w:rPr>
+    </w:lvl>
+    <w:lvl w:ilvl="6">
+      <w:start w:val="1"/>
+      <w:numFmt w:val="decimal"/>
+      <w:isLgl/>
+      <w:lvlText w:val="%1.%2.%3.%4.%5.%6.%7."/>
+      <w:lvlJc w:val="left"/>
+      <w:pPr>
+        <w:ind w:left="3960" w:hanging="1800"/>
+      </w:pPr>
+      <w:rPr>
+        <w:rFonts w:hint="default"/>
+      </w:rPr>
+    </w:lvl>
+    <w:lvl w:ilvl="7">
+      <w:start w:val="1"/>
+      <w:numFmt w:val="decimal"/>
+      <w:isLgl/>
+      <w:lvlText w:val="%1.%2.%3.%4.%5.%6.%7.%8."/>
+      <w:lvlJc w:val="left"/>
+      <w:pPr>
+        <w:ind w:left="4680" w:hanging="2160"/>
+      </w:pPr>
+      <w:rPr>
+        <w:rFonts w:hint="default"/>
+      </w:rPr>
+    </w:lvl>
+    <w:lvl w:ilvl="8">
+      <w:start w:val="1"/>
+      <w:numFmt w:val="decimal"/>
+      <w:isLgl/>
+      <w:lvlText w:val="%1.%2.%3.%4.%5.%6.%7.%8.%9."/>
+      <w:lvlJc w:val="left"/>
+      <w:pPr>
+        <w:ind w:left="5040" w:hanging="2160"/>
+      </w:pPr>
+      <w:rPr>
+        <w:rFonts w:hint="default"/>
+      </w:rPr>
     </w:lvl>
   </w:abstractNum>
-  <w:abstractNum w:abstractNumId="7" w15:restartNumberingAfterBreak="0">
+  <w:abstractNum w:abstractNumId="8" w15:restartNumberingAfterBreak="0">
     <w:nsid w:val="2A872565"/>
     <w:multiLevelType w:val="multilevel"/>
     <w:tmpl w:val="847E7326"/>
@@ -3067,7 +3815,7 @@
       </w:rPr>
     </w:lvl>
   </w:abstractNum>
-  <w:abstractNum w:abstractNumId="8" w15:restartNumberingAfterBreak="0">
+  <w:abstractNum w:abstractNumId="9" w15:restartNumberingAfterBreak="0">
     <w:nsid w:val="2BAD4373"/>
     <w:multiLevelType w:val="multilevel"/>
     <w:tmpl w:val="B276DA8E"/>
@@ -3216,7 +3964,7 @@
       </w:rPr>
     </w:lvl>
   </w:abstractNum>
-  <w:abstractNum w:abstractNumId="9" w15:restartNumberingAfterBreak="0">
+  <w:abstractNum w:abstractNumId="10" w15:restartNumberingAfterBreak="0">
     <w:nsid w:val="2BEB0E7B"/>
     <w:multiLevelType w:val="multilevel"/>
     <w:tmpl w:val="6C2A17BE"/>
@@ -3365,7 +4113,7 @@
       </w:rPr>
     </w:lvl>
   </w:abstractNum>
-  <w:abstractNum w:abstractNumId="10" w15:restartNumberingAfterBreak="0">
+  <w:abstractNum w:abstractNumId="11" w15:restartNumberingAfterBreak="0">
     <w:nsid w:val="31F71AAF"/>
     <w:multiLevelType w:val="multilevel"/>
     <w:tmpl w:val="D292CCBE"/>
@@ -3514,7 +4262,7 @@
       </w:rPr>
     </w:lvl>
   </w:abstractNum>
-  <w:abstractNum w:abstractNumId="11" w15:restartNumberingAfterBreak="0">
+  <w:abstractNum w:abstractNumId="12" w15:restartNumberingAfterBreak="0">
     <w:nsid w:val="35257A0C"/>
     <w:multiLevelType w:val="multilevel"/>
     <w:tmpl w:val="F25E8DC4"/>
@@ -3631,7 +4379,7 @@
       </w:pPr>
     </w:lvl>
   </w:abstractNum>
-  <w:abstractNum w:abstractNumId="12" w15:restartNumberingAfterBreak="0">
+  <w:abstractNum w:abstractNumId="13" w15:restartNumberingAfterBreak="0">
     <w:nsid w:val="37003A5A"/>
     <w:multiLevelType w:val="multilevel"/>
     <w:tmpl w:val="7A044D6A"/>
@@ -3780,7 +4528,7 @@
       </w:rPr>
     </w:lvl>
   </w:abstractNum>
-  <w:abstractNum w:abstractNumId="13" w15:restartNumberingAfterBreak="0">
+  <w:abstractNum w:abstractNumId="14" w15:restartNumberingAfterBreak="0">
     <w:nsid w:val="39693156"/>
     <w:multiLevelType w:val="multilevel"/>
     <w:tmpl w:val="F190B1C4"/>
@@ -3929,10 +4677,10 @@
       </w:rPr>
     </w:lvl>
   </w:abstractNum>
-  <w:abstractNum w:abstractNumId="14" w15:restartNumberingAfterBreak="0">
+  <w:abstractNum w:abstractNumId="15" w15:restartNumberingAfterBreak="0">
     <w:nsid w:val="401063FB"/>
     <w:multiLevelType w:val="multilevel"/>
-    <w:tmpl w:val="B43CF6AE"/>
+    <w:tmpl w:val="A39885BC"/>
     <w:lvl w:ilvl="0">
       <w:start w:val="1"/>
       <w:numFmt w:val="bullet"/>
@@ -3949,20 +4697,16 @@
         <w:sz w:val="20"/>
       </w:rPr>
     </w:lvl>
-    <w:lvl w:ilvl="1" w:tentative="1">
-      <w:start w:val="1"/>
-      <w:numFmt w:val="bullet"/>
-      <w:lvlText w:val="o"/>
-      <w:lvlJc w:val="left"/>
-      <w:pPr>
-        <w:tabs>
-          <w:tab w:val="num" w:pos="1440"/>
-        </w:tabs>
+    <w:lvl w:ilvl="1">
+      <w:start w:val="1"/>
+      <w:numFmt w:val="decimal"/>
+      <w:lvlText w:val="%2."/>
+      <w:lvlJc w:val="left"/>
+      <w:pPr>
         <w:ind w:left="1440" w:hanging="360"/>
       </w:pPr>
       <w:rPr>
-        <w:rFonts w:ascii="Courier New" w:hAnsi="Courier New" w:hint="default"/>
-        <w:sz w:val="20"/>
+        <w:rFonts w:hint="default"/>
       </w:rPr>
     </w:lvl>
     <w:lvl w:ilvl="2" w:tentative="1">
@@ -4078,7 +4822,7 @@
       </w:rPr>
     </w:lvl>
   </w:abstractNum>
-  <w:abstractNum w:abstractNumId="15" w15:restartNumberingAfterBreak="0">
+  <w:abstractNum w:abstractNumId="16" w15:restartNumberingAfterBreak="0">
     <w:nsid w:val="44830F52"/>
     <w:multiLevelType w:val="multilevel"/>
     <w:tmpl w:val="BF220B70"/>
@@ -4227,7 +4971,305 @@
       </w:rPr>
     </w:lvl>
   </w:abstractNum>
-  <w:abstractNum w:abstractNumId="16" w15:restartNumberingAfterBreak="0">
+  <w:abstractNum w:abstractNumId="17" w15:restartNumberingAfterBreak="0">
+    <w:nsid w:val="44E12917"/>
+    <w:multiLevelType w:val="multilevel"/>
+    <w:tmpl w:val="0262D7E8"/>
+    <w:lvl w:ilvl="0">
+      <w:start w:val="1"/>
+      <w:numFmt w:val="bullet"/>
+      <w:lvlText w:val=""/>
+      <w:lvlJc w:val="left"/>
+      <w:pPr>
+        <w:tabs>
+          <w:tab w:val="num" w:pos="720"/>
+        </w:tabs>
+        <w:ind w:left="720" w:hanging="360"/>
+      </w:pPr>
+      <w:rPr>
+        <w:rFonts w:ascii="Symbol" w:hAnsi="Symbol" w:hint="default"/>
+        <w:sz w:val="20"/>
+      </w:rPr>
+    </w:lvl>
+    <w:lvl w:ilvl="1" w:tentative="1">
+      <w:start w:val="1"/>
+      <w:numFmt w:val="bullet"/>
+      <w:lvlText w:val="o"/>
+      <w:lvlJc w:val="left"/>
+      <w:pPr>
+        <w:tabs>
+          <w:tab w:val="num" w:pos="1440"/>
+        </w:tabs>
+        <w:ind w:left="1440" w:hanging="360"/>
+      </w:pPr>
+      <w:rPr>
+        <w:rFonts w:ascii="Courier New" w:hAnsi="Courier New" w:hint="default"/>
+        <w:sz w:val="20"/>
+      </w:rPr>
+    </w:lvl>
+    <w:lvl w:ilvl="2" w:tentative="1">
+      <w:start w:val="1"/>
+      <w:numFmt w:val="bullet"/>
+      <w:lvlText w:val=""/>
+      <w:lvlJc w:val="left"/>
+      <w:pPr>
+        <w:tabs>
+          <w:tab w:val="num" w:pos="2160"/>
+        </w:tabs>
+        <w:ind w:left="2160" w:hanging="360"/>
+      </w:pPr>
+      <w:rPr>
+        <w:rFonts w:ascii="Wingdings" w:hAnsi="Wingdings" w:hint="default"/>
+        <w:sz w:val="20"/>
+      </w:rPr>
+    </w:lvl>
+    <w:lvl w:ilvl="3" w:tentative="1">
+      <w:start w:val="1"/>
+      <w:numFmt w:val="bullet"/>
+      <w:lvlText w:val=""/>
+      <w:lvlJc w:val="left"/>
+      <w:pPr>
+        <w:tabs>
+          <w:tab w:val="num" w:pos="2880"/>
+        </w:tabs>
+        <w:ind w:left="2880" w:hanging="360"/>
+      </w:pPr>
+      <w:rPr>
+        <w:rFonts w:ascii="Wingdings" w:hAnsi="Wingdings" w:hint="default"/>
+        <w:sz w:val="20"/>
+      </w:rPr>
+    </w:lvl>
+    <w:lvl w:ilvl="4" w:tentative="1">
+      <w:start w:val="1"/>
+      <w:numFmt w:val="bullet"/>
+      <w:lvlText w:val=""/>
+      <w:lvlJc w:val="left"/>
+      <w:pPr>
+        <w:tabs>
+          <w:tab w:val="num" w:pos="3600"/>
+        </w:tabs>
+        <w:ind w:left="3600" w:hanging="360"/>
+      </w:pPr>
+      <w:rPr>
+        <w:rFonts w:ascii="Wingdings" w:hAnsi="Wingdings" w:hint="default"/>
+        <w:sz w:val="20"/>
+      </w:rPr>
+    </w:lvl>
+    <w:lvl w:ilvl="5" w:tentative="1">
+      <w:start w:val="1"/>
+      <w:numFmt w:val="bullet"/>
+      <w:lvlText w:val=""/>
+      <w:lvlJc w:val="left"/>
+      <w:pPr>
+        <w:tabs>
+          <w:tab w:val="num" w:pos="4320"/>
+        </w:tabs>
+        <w:ind w:left="4320" w:hanging="360"/>
+      </w:pPr>
+      <w:rPr>
+        <w:rFonts w:ascii="Wingdings" w:hAnsi="Wingdings" w:hint="default"/>
+        <w:sz w:val="20"/>
+      </w:rPr>
+    </w:lvl>
+    <w:lvl w:ilvl="6" w:tentative="1">
+      <w:start w:val="1"/>
+      <w:numFmt w:val="bullet"/>
+      <w:lvlText w:val=""/>
+      <w:lvlJc w:val="left"/>
+      <w:pPr>
+        <w:tabs>
+          <w:tab w:val="num" w:pos="5040"/>
+        </w:tabs>
+        <w:ind w:left="5040" w:hanging="360"/>
+      </w:pPr>
+      <w:rPr>
+        <w:rFonts w:ascii="Wingdings" w:hAnsi="Wingdings" w:hint="default"/>
+        <w:sz w:val="20"/>
+      </w:rPr>
+    </w:lvl>
+    <w:lvl w:ilvl="7" w:tentative="1">
+      <w:start w:val="1"/>
+      <w:numFmt w:val="bullet"/>
+      <w:lvlText w:val=""/>
+      <w:lvlJc w:val="left"/>
+      <w:pPr>
+        <w:tabs>
+          <w:tab w:val="num" w:pos="5760"/>
+        </w:tabs>
+        <w:ind w:left="5760" w:hanging="360"/>
+      </w:pPr>
+      <w:rPr>
+        <w:rFonts w:ascii="Wingdings" w:hAnsi="Wingdings" w:hint="default"/>
+        <w:sz w:val="20"/>
+      </w:rPr>
+    </w:lvl>
+    <w:lvl w:ilvl="8" w:tentative="1">
+      <w:start w:val="1"/>
+      <w:numFmt w:val="bullet"/>
+      <w:lvlText w:val=""/>
+      <w:lvlJc w:val="left"/>
+      <w:pPr>
+        <w:tabs>
+          <w:tab w:val="num" w:pos="6480"/>
+        </w:tabs>
+        <w:ind w:left="6480" w:hanging="360"/>
+      </w:pPr>
+      <w:rPr>
+        <w:rFonts w:ascii="Wingdings" w:hAnsi="Wingdings" w:hint="default"/>
+        <w:sz w:val="20"/>
+      </w:rPr>
+    </w:lvl>
+  </w:abstractNum>
+  <w:abstractNum w:abstractNumId="18" w15:restartNumberingAfterBreak="0">
+    <w:nsid w:val="4D050CF9"/>
+    <w:multiLevelType w:val="multilevel"/>
+    <w:tmpl w:val="C036850E"/>
+    <w:lvl w:ilvl="0">
+      <w:start w:val="1"/>
+      <w:numFmt w:val="bullet"/>
+      <w:lvlText w:val=""/>
+      <w:lvlJc w:val="left"/>
+      <w:pPr>
+        <w:tabs>
+          <w:tab w:val="num" w:pos="720"/>
+        </w:tabs>
+        <w:ind w:left="720" w:hanging="360"/>
+      </w:pPr>
+      <w:rPr>
+        <w:rFonts w:ascii="Symbol" w:hAnsi="Symbol" w:hint="default"/>
+        <w:sz w:val="20"/>
+      </w:rPr>
+    </w:lvl>
+    <w:lvl w:ilvl="1" w:tentative="1">
+      <w:start w:val="1"/>
+      <w:numFmt w:val="bullet"/>
+      <w:lvlText w:val="o"/>
+      <w:lvlJc w:val="left"/>
+      <w:pPr>
+        <w:tabs>
+          <w:tab w:val="num" w:pos="1440"/>
+        </w:tabs>
+        <w:ind w:left="1440" w:hanging="360"/>
+      </w:pPr>
+      <w:rPr>
+        <w:rFonts w:ascii="Courier New" w:hAnsi="Courier New" w:hint="default"/>
+        <w:sz w:val="20"/>
+      </w:rPr>
+    </w:lvl>
+    <w:lvl w:ilvl="2" w:tentative="1">
+      <w:start w:val="1"/>
+      <w:numFmt w:val="bullet"/>
+      <w:lvlText w:val=""/>
+      <w:lvlJc w:val="left"/>
+      <w:pPr>
+        <w:tabs>
+          <w:tab w:val="num" w:pos="2160"/>
+        </w:tabs>
+        <w:ind w:left="2160" w:hanging="360"/>
+      </w:pPr>
+      <w:rPr>
+        <w:rFonts w:ascii="Wingdings" w:hAnsi="Wingdings" w:hint="default"/>
+        <w:sz w:val="20"/>
+      </w:rPr>
+    </w:lvl>
+    <w:lvl w:ilvl="3" w:tentative="1">
+      <w:start w:val="1"/>
+      <w:numFmt w:val="bullet"/>
+      <w:lvlText w:val=""/>
+      <w:lvlJc w:val="left"/>
+      <w:pPr>
+        <w:tabs>
+          <w:tab w:val="num" w:pos="2880"/>
+        </w:tabs>
+        <w:ind w:left="2880" w:hanging="360"/>
+      </w:pPr>
+      <w:rPr>
+        <w:rFonts w:ascii="Wingdings" w:hAnsi="Wingdings" w:hint="default"/>
+        <w:sz w:val="20"/>
+      </w:rPr>
+    </w:lvl>
+    <w:lvl w:ilvl="4" w:tentative="1">
+      <w:start w:val="1"/>
+      <w:numFmt w:val="bullet"/>
+      <w:lvlText w:val=""/>
+      <w:lvlJc w:val="left"/>
+      <w:pPr>
+        <w:tabs>
+          <w:tab w:val="num" w:pos="3600"/>
+        </w:tabs>
+        <w:ind w:left="3600" w:hanging="360"/>
+      </w:pPr>
+      <w:rPr>
+        <w:rFonts w:ascii="Wingdings" w:hAnsi="Wingdings" w:hint="default"/>
+        <w:sz w:val="20"/>
+      </w:rPr>
+    </w:lvl>
+    <w:lvl w:ilvl="5" w:tentative="1">
+      <w:start w:val="1"/>
+      <w:numFmt w:val="bullet"/>
+      <w:lvlText w:val=""/>
+      <w:lvlJc w:val="left"/>
+      <w:pPr>
+        <w:tabs>
+          <w:tab w:val="num" w:pos="4320"/>
+        </w:tabs>
+        <w:ind w:left="4320" w:hanging="360"/>
+      </w:pPr>
+      <w:rPr>
+        <w:rFonts w:ascii="Wingdings" w:hAnsi="Wingdings" w:hint="default"/>
+        <w:sz w:val="20"/>
+      </w:rPr>
+    </w:lvl>
+    <w:lvl w:ilvl="6" w:tentative="1">
+      <w:start w:val="1"/>
+      <w:numFmt w:val="bullet"/>
+      <w:lvlText w:val=""/>
+      <w:lvlJc w:val="left"/>
+      <w:pPr>
+        <w:tabs>
+          <w:tab w:val="num" w:pos="5040"/>
+        </w:tabs>
+        <w:ind w:left="5040" w:hanging="360"/>
+      </w:pPr>
+      <w:rPr>
+        <w:rFonts w:ascii="Wingdings" w:hAnsi="Wingdings" w:hint="default"/>
+        <w:sz w:val="20"/>
+      </w:rPr>
+    </w:lvl>
+    <w:lvl w:ilvl="7" w:tentative="1">
+      <w:start w:val="1"/>
+      <w:numFmt w:val="bullet"/>
+      <w:lvlText w:val=""/>
+      <w:lvlJc w:val="left"/>
+      <w:pPr>
+        <w:tabs>
+          <w:tab w:val="num" w:pos="5760"/>
+        </w:tabs>
+        <w:ind w:left="5760" w:hanging="360"/>
+      </w:pPr>
+      <w:rPr>
+        <w:rFonts w:ascii="Wingdings" w:hAnsi="Wingdings" w:hint="default"/>
+        <w:sz w:val="20"/>
+      </w:rPr>
+    </w:lvl>
+    <w:lvl w:ilvl="8" w:tentative="1">
+      <w:start w:val="1"/>
+      <w:numFmt w:val="bullet"/>
+      <w:lvlText w:val=""/>
+      <w:lvlJc w:val="left"/>
+      <w:pPr>
+        <w:tabs>
+          <w:tab w:val="num" w:pos="6480"/>
+        </w:tabs>
+        <w:ind w:left="6480" w:hanging="360"/>
+      </w:pPr>
+      <w:rPr>
+        <w:rFonts w:ascii="Wingdings" w:hAnsi="Wingdings" w:hint="default"/>
+        <w:sz w:val="20"/>
+      </w:rPr>
+    </w:lvl>
+  </w:abstractNum>
+  <w:abstractNum w:abstractNumId="19" w15:restartNumberingAfterBreak="0">
     <w:nsid w:val="4DA0314E"/>
     <w:multiLevelType w:val="multilevel"/>
     <w:tmpl w:val="67A0CB66"/>
@@ -4340,7 +5382,7 @@
       </w:pPr>
     </w:lvl>
   </w:abstractNum>
-  <w:abstractNum w:abstractNumId="17" w15:restartNumberingAfterBreak="0">
+  <w:abstractNum w:abstractNumId="20" w15:restartNumberingAfterBreak="0">
     <w:nsid w:val="4F2E62DC"/>
     <w:multiLevelType w:val="multilevel"/>
     <w:tmpl w:val="B25268C0"/>
@@ -4489,7 +5531,156 @@
       </w:rPr>
     </w:lvl>
   </w:abstractNum>
-  <w:abstractNum w:abstractNumId="18" w15:restartNumberingAfterBreak="0">
+  <w:abstractNum w:abstractNumId="21" w15:restartNumberingAfterBreak="0">
+    <w:nsid w:val="4F61059A"/>
+    <w:multiLevelType w:val="multilevel"/>
+    <w:tmpl w:val="21BEBF24"/>
+    <w:lvl w:ilvl="0">
+      <w:start w:val="1"/>
+      <w:numFmt w:val="bullet"/>
+      <w:lvlText w:val=""/>
+      <w:lvlJc w:val="left"/>
+      <w:pPr>
+        <w:tabs>
+          <w:tab w:val="num" w:pos="720"/>
+        </w:tabs>
+        <w:ind w:left="720" w:hanging="360"/>
+      </w:pPr>
+      <w:rPr>
+        <w:rFonts w:ascii="Symbol" w:hAnsi="Symbol" w:hint="default"/>
+        <w:sz w:val="20"/>
+      </w:rPr>
+    </w:lvl>
+    <w:lvl w:ilvl="1" w:tentative="1">
+      <w:start w:val="1"/>
+      <w:numFmt w:val="bullet"/>
+      <w:lvlText w:val="o"/>
+      <w:lvlJc w:val="left"/>
+      <w:pPr>
+        <w:tabs>
+          <w:tab w:val="num" w:pos="1440"/>
+        </w:tabs>
+        <w:ind w:left="1440" w:hanging="360"/>
+      </w:pPr>
+      <w:rPr>
+        <w:rFonts w:ascii="Courier New" w:hAnsi="Courier New" w:hint="default"/>
+        <w:sz w:val="20"/>
+      </w:rPr>
+    </w:lvl>
+    <w:lvl w:ilvl="2" w:tentative="1">
+      <w:start w:val="1"/>
+      <w:numFmt w:val="bullet"/>
+      <w:lvlText w:val=""/>
+      <w:lvlJc w:val="left"/>
+      <w:pPr>
+        <w:tabs>
+          <w:tab w:val="num" w:pos="2160"/>
+        </w:tabs>
+        <w:ind w:left="2160" w:hanging="360"/>
+      </w:pPr>
+      <w:rPr>
+        <w:rFonts w:ascii="Wingdings" w:hAnsi="Wingdings" w:hint="default"/>
+        <w:sz w:val="20"/>
+      </w:rPr>
+    </w:lvl>
+    <w:lvl w:ilvl="3" w:tentative="1">
+      <w:start w:val="1"/>
+      <w:numFmt w:val="bullet"/>
+      <w:lvlText w:val=""/>
+      <w:lvlJc w:val="left"/>
+      <w:pPr>
+        <w:tabs>
+          <w:tab w:val="num" w:pos="2880"/>
+        </w:tabs>
+        <w:ind w:left="2880" w:hanging="360"/>
+      </w:pPr>
+      <w:rPr>
+        <w:rFonts w:ascii="Wingdings" w:hAnsi="Wingdings" w:hint="default"/>
+        <w:sz w:val="20"/>
+      </w:rPr>
+    </w:lvl>
+    <w:lvl w:ilvl="4" w:tentative="1">
+      <w:start w:val="1"/>
+      <w:numFmt w:val="bullet"/>
+      <w:lvlText w:val=""/>
+      <w:lvlJc w:val="left"/>
+      <w:pPr>
+        <w:tabs>
+          <w:tab w:val="num" w:pos="3600"/>
+        </w:tabs>
+        <w:ind w:left="3600" w:hanging="360"/>
+      </w:pPr>
+      <w:rPr>
+        <w:rFonts w:ascii="Wingdings" w:hAnsi="Wingdings" w:hint="default"/>
+        <w:sz w:val="20"/>
+      </w:rPr>
+    </w:lvl>
+    <w:lvl w:ilvl="5" w:tentative="1">
+      <w:start w:val="1"/>
+      <w:numFmt w:val="bullet"/>
+      <w:lvlText w:val=""/>
+      <w:lvlJc w:val="left"/>
+      <w:pPr>
+        <w:tabs>
+          <w:tab w:val="num" w:pos="4320"/>
+        </w:tabs>
+        <w:ind w:left="4320" w:hanging="360"/>
+      </w:pPr>
+      <w:rPr>
+        <w:rFonts w:ascii="Wingdings" w:hAnsi="Wingdings" w:hint="default"/>
+        <w:sz w:val="20"/>
+      </w:rPr>
+    </w:lvl>
+    <w:lvl w:ilvl="6" w:tentative="1">
+      <w:start w:val="1"/>
+      <w:numFmt w:val="bullet"/>
+      <w:lvlText w:val=""/>
+      <w:lvlJc w:val="left"/>
+      <w:pPr>
+        <w:tabs>
+          <w:tab w:val="num" w:pos="5040"/>
+        </w:tabs>
+        <w:ind w:left="5040" w:hanging="360"/>
+      </w:pPr>
+      <w:rPr>
+        <w:rFonts w:ascii="Wingdings" w:hAnsi="Wingdings" w:hint="default"/>
+        <w:sz w:val="20"/>
+      </w:rPr>
+    </w:lvl>
+    <w:lvl w:ilvl="7" w:tentative="1">
+      <w:start w:val="1"/>
+      <w:numFmt w:val="bullet"/>
+      <w:lvlText w:val=""/>
+      <w:lvlJc w:val="left"/>
+      <w:pPr>
+        <w:tabs>
+          <w:tab w:val="num" w:pos="5760"/>
+        </w:tabs>
+        <w:ind w:left="5760" w:hanging="360"/>
+      </w:pPr>
+      <w:rPr>
+        <w:rFonts w:ascii="Wingdings" w:hAnsi="Wingdings" w:hint="default"/>
+        <w:sz w:val="20"/>
+      </w:rPr>
+    </w:lvl>
+    <w:lvl w:ilvl="8" w:tentative="1">
+      <w:start w:val="1"/>
+      <w:numFmt w:val="bullet"/>
+      <w:lvlText w:val=""/>
+      <w:lvlJc w:val="left"/>
+      <w:pPr>
+        <w:tabs>
+          <w:tab w:val="num" w:pos="6480"/>
+        </w:tabs>
+        <w:ind w:left="6480" w:hanging="360"/>
+      </w:pPr>
+      <w:rPr>
+        <w:rFonts w:ascii="Wingdings" w:hAnsi="Wingdings" w:hint="default"/>
+        <w:sz w:val="20"/>
+      </w:rPr>
+    </w:lvl>
+  </w:abstractNum>
+  <w:abstractNum w:abstractNumId="22" w15:restartNumberingAfterBreak="0">
     <w:nsid w:val="59530CA6"/>
     <w:multiLevelType w:val="multilevel"/>
     <w:tmpl w:val="E3F24A6E"/>
@@ -4638,7 +5829,301 @@
       </w:rPr>
     </w:lvl>
   </w:abstractNum>
-  <w:abstractNum w:abstractNumId="19" w15:restartNumberingAfterBreak="0">
+  <w:abstractNum w:abstractNumId="23" w15:restartNumberingAfterBreak="0">
+    <w:nsid w:val="5CFD0D84"/>
+    <w:multiLevelType w:val="multilevel"/>
+    <w:tmpl w:val="9D7AFA6C"/>
+    <w:lvl w:ilvl="0">
+      <w:start w:val="1"/>
+      <w:numFmt w:val="bullet"/>
+      <w:lvlText w:val=""/>
+      <w:lvlJc w:val="left"/>
+      <w:pPr>
+        <w:tabs>
+          <w:tab w:val="num" w:pos="720"/>
+        </w:tabs>
+        <w:ind w:left="720" w:hanging="360"/>
+      </w:pPr>
+      <w:rPr>
+        <w:rFonts w:ascii="Symbol" w:hAnsi="Symbol" w:hint="default"/>
+        <w:sz w:val="20"/>
+      </w:rPr>
+    </w:lvl>
+    <w:lvl w:ilvl="1">
+      <w:start w:val="5"/>
+      <w:numFmt w:val="decimal"/>
+      <w:lvlText w:val="%2."/>
+      <w:lvlJc w:val="left"/>
+      <w:pPr>
+        <w:ind w:left="644" w:hanging="360"/>
+      </w:pPr>
+      <w:rPr>
+        <w:rFonts w:hint="default"/>
+      </w:rPr>
+    </w:lvl>
+    <w:lvl w:ilvl="2" w:tentative="1">
+      <w:start w:val="1"/>
+      <w:numFmt w:val="bullet"/>
+      <w:lvlText w:val=""/>
+      <w:lvlJc w:val="left"/>
+      <w:pPr>
+        <w:tabs>
+          <w:tab w:val="num" w:pos="2160"/>
+        </w:tabs>
+        <w:ind w:left="2160" w:hanging="360"/>
+      </w:pPr>
+      <w:rPr>
+        <w:rFonts w:ascii="Wingdings" w:hAnsi="Wingdings" w:hint="default"/>
+        <w:sz w:val="20"/>
+      </w:rPr>
+    </w:lvl>
+    <w:lvl w:ilvl="3" w:tentative="1">
+      <w:start w:val="1"/>
+      <w:numFmt w:val="bullet"/>
+      <w:lvlText w:val=""/>
+      <w:lvlJc w:val="left"/>
+      <w:pPr>
+        <w:tabs>
+          <w:tab w:val="num" w:pos="2880"/>
+        </w:tabs>
+        <w:ind w:left="2880" w:hanging="360"/>
+      </w:pPr>
+      <w:rPr>
+        <w:rFonts w:ascii="Wingdings" w:hAnsi="Wingdings" w:hint="default"/>
+        <w:sz w:val="20"/>
+      </w:rPr>
+    </w:lvl>
+    <w:lvl w:ilvl="4" w:tentative="1">
+      <w:start w:val="1"/>
+      <w:numFmt w:val="bullet"/>
+      <w:lvlText w:val=""/>
+      <w:lvlJc w:val="left"/>
+      <w:pPr>
+        <w:tabs>
+          <w:tab w:val="num" w:pos="3600"/>
+        </w:tabs>
+        <w:ind w:left="3600" w:hanging="360"/>
+      </w:pPr>
+      <w:rPr>
+        <w:rFonts w:ascii="Wingdings" w:hAnsi="Wingdings" w:hint="default"/>
+        <w:sz w:val="20"/>
+      </w:rPr>
+    </w:lvl>
+    <w:lvl w:ilvl="5" w:tentative="1">
+      <w:start w:val="1"/>
+      <w:numFmt w:val="bullet"/>
+      <w:lvlText w:val=""/>
+      <w:lvlJc w:val="left"/>
+      <w:pPr>
+        <w:tabs>
+          <w:tab w:val="num" w:pos="4320"/>
+        </w:tabs>
+        <w:ind w:left="4320" w:hanging="360"/>
+      </w:pPr>
+      <w:rPr>
+        <w:rFonts w:ascii="Wingdings" w:hAnsi="Wingdings" w:hint="default"/>
+        <w:sz w:val="20"/>
+      </w:rPr>
+    </w:lvl>
+    <w:lvl w:ilvl="6" w:tentative="1">
+      <w:start w:val="1"/>
+      <w:numFmt w:val="bullet"/>
+      <w:lvlText w:val=""/>
+      <w:lvlJc w:val="left"/>
+      <w:pPr>
+        <w:tabs>
+          <w:tab w:val="num" w:pos="5040"/>
+        </w:tabs>
+        <w:ind w:left="5040" w:hanging="360"/>
+      </w:pPr>
+      <w:rPr>
+        <w:rFonts w:ascii="Wingdings" w:hAnsi="Wingdings" w:hint="default"/>
+        <w:sz w:val="20"/>
+      </w:rPr>
+    </w:lvl>
+    <w:lvl w:ilvl="7" w:tentative="1">
+      <w:start w:val="1"/>
+      <w:numFmt w:val="bullet"/>
+      <w:lvlText w:val=""/>
+      <w:lvlJc w:val="left"/>
+      <w:pPr>
+        <w:tabs>
+          <w:tab w:val="num" w:pos="5760"/>
+        </w:tabs>
+        <w:ind w:left="5760" w:hanging="360"/>
+      </w:pPr>
+      <w:rPr>
+        <w:rFonts w:ascii="Wingdings" w:hAnsi="Wingdings" w:hint="default"/>
+        <w:sz w:val="20"/>
+      </w:rPr>
+    </w:lvl>
+    <w:lvl w:ilvl="8" w:tentative="1">
+      <w:start w:val="1"/>
+      <w:numFmt w:val="bullet"/>
+      <w:lvlText w:val=""/>
+      <w:lvlJc w:val="left"/>
+      <w:pPr>
+        <w:tabs>
+          <w:tab w:val="num" w:pos="6480"/>
+        </w:tabs>
+        <w:ind w:left="6480" w:hanging="360"/>
+      </w:pPr>
+      <w:rPr>
+        <w:rFonts w:ascii="Wingdings" w:hAnsi="Wingdings" w:hint="default"/>
+        <w:sz w:val="20"/>
+      </w:rPr>
+    </w:lvl>
+  </w:abstractNum>
+  <w:abstractNum w:abstractNumId="24" w15:restartNumberingAfterBreak="0">
+    <w:nsid w:val="5DF077C8"/>
+    <w:multiLevelType w:val="multilevel"/>
+    <w:tmpl w:val="026C31F6"/>
+    <w:lvl w:ilvl="0">
+      <w:start w:val="1"/>
+      <w:numFmt w:val="bullet"/>
+      <w:lvlText w:val=""/>
+      <w:lvlJc w:val="left"/>
+      <w:pPr>
+        <w:tabs>
+          <w:tab w:val="num" w:pos="720"/>
+        </w:tabs>
+        <w:ind w:left="720" w:hanging="360"/>
+      </w:pPr>
+      <w:rPr>
+        <w:rFonts w:ascii="Symbol" w:hAnsi="Symbol" w:hint="default"/>
+        <w:sz w:val="20"/>
+      </w:rPr>
+    </w:lvl>
+    <w:lvl w:ilvl="1" w:tentative="1">
+      <w:start w:val="1"/>
+      <w:numFmt w:val="bullet"/>
+      <w:lvlText w:val="o"/>
+      <w:lvlJc w:val="left"/>
+      <w:pPr>
+        <w:tabs>
+          <w:tab w:val="num" w:pos="1440"/>
+        </w:tabs>
+        <w:ind w:left="1440" w:hanging="360"/>
+      </w:pPr>
+      <w:rPr>
+        <w:rFonts w:ascii="Courier New" w:hAnsi="Courier New" w:hint="default"/>
+        <w:sz w:val="20"/>
+      </w:rPr>
+    </w:lvl>
+    <w:lvl w:ilvl="2" w:tentative="1">
+      <w:start w:val="1"/>
+      <w:numFmt w:val="bullet"/>
+      <w:lvlText w:val=""/>
+      <w:lvlJc w:val="left"/>
+      <w:pPr>
+        <w:tabs>
+          <w:tab w:val="num" w:pos="2160"/>
+        </w:tabs>
+        <w:ind w:left="2160" w:hanging="360"/>
+      </w:pPr>
+      <w:rPr>
+        <w:rFonts w:ascii="Wingdings" w:hAnsi="Wingdings" w:hint="default"/>
+        <w:sz w:val="20"/>
+      </w:rPr>
+    </w:lvl>
+    <w:lvl w:ilvl="3" w:tentative="1">
+      <w:start w:val="1"/>
+      <w:numFmt w:val="bullet"/>
+      <w:lvlText w:val=""/>
+      <w:lvlJc w:val="left"/>
+      <w:pPr>
+        <w:tabs>
+          <w:tab w:val="num" w:pos="2880"/>
+        </w:tabs>
+        <w:ind w:left="2880" w:hanging="360"/>
+      </w:pPr>
+      <w:rPr>
+        <w:rFonts w:ascii="Wingdings" w:hAnsi="Wingdings" w:hint="default"/>
+        <w:sz w:val="20"/>
+      </w:rPr>
+    </w:lvl>
+    <w:lvl w:ilvl="4" w:tentative="1">
+      <w:start w:val="1"/>
+      <w:numFmt w:val="bullet"/>
+      <w:lvlText w:val=""/>
+      <w:lvlJc w:val="left"/>
+      <w:pPr>
+        <w:tabs>
+          <w:tab w:val="num" w:pos="3600"/>
+        </w:tabs>
+        <w:ind w:left="3600" w:hanging="360"/>
+      </w:pPr>
+      <w:rPr>
+        <w:rFonts w:ascii="Wingdings" w:hAnsi="Wingdings" w:hint="default"/>
+        <w:sz w:val="20"/>
+      </w:rPr>
+    </w:lvl>
+    <w:lvl w:ilvl="5" w:tentative="1">
+      <w:start w:val="1"/>
+      <w:numFmt w:val="bullet"/>
+      <w:lvlText w:val=""/>
+      <w:lvlJc w:val="left"/>
+      <w:pPr>
+        <w:tabs>
+          <w:tab w:val="num" w:pos="4320"/>
+        </w:tabs>
+        <w:ind w:left="4320" w:hanging="360"/>
+      </w:pPr>
+      <w:rPr>
+        <w:rFonts w:ascii="Wingdings" w:hAnsi="Wingdings" w:hint="default"/>
+        <w:sz w:val="20"/>
+      </w:rPr>
+    </w:lvl>
+    <w:lvl w:ilvl="6" w:tentative="1">
+      <w:start w:val="1"/>
+      <w:numFmt w:val="bullet"/>
+      <w:lvlText w:val=""/>
+      <w:lvlJc w:val="left"/>
+      <w:pPr>
+        <w:tabs>
+          <w:tab w:val="num" w:pos="5040"/>
+        </w:tabs>
+        <w:ind w:left="5040" w:hanging="360"/>
+      </w:pPr>
+      <w:rPr>
+        <w:rFonts w:ascii="Wingdings" w:hAnsi="Wingdings" w:hint="default"/>
+        <w:sz w:val="20"/>
+      </w:rPr>
+    </w:lvl>
+    <w:lvl w:ilvl="7" w:tentative="1">
+      <w:start w:val="1"/>
+      <w:numFmt w:val="bullet"/>
+      <w:lvlText w:val=""/>
+      <w:lvlJc w:val="left"/>
+      <w:pPr>
+        <w:tabs>
+          <w:tab w:val="num" w:pos="5760"/>
+        </w:tabs>
+        <w:ind w:left="5760" w:hanging="360"/>
+      </w:pPr>
+      <w:rPr>
+        <w:rFonts w:ascii="Wingdings" w:hAnsi="Wingdings" w:hint="default"/>
+        <w:sz w:val="20"/>
+      </w:rPr>
+    </w:lvl>
+    <w:lvl w:ilvl="8" w:tentative="1">
+      <w:start w:val="1"/>
+      <w:numFmt w:val="bullet"/>
+      <w:lvlText w:val=""/>
+      <w:lvlJc w:val="left"/>
+      <w:pPr>
+        <w:tabs>
+          <w:tab w:val="num" w:pos="6480"/>
+        </w:tabs>
+        <w:ind w:left="6480" w:hanging="360"/>
+      </w:pPr>
+      <w:rPr>
+        <w:rFonts w:ascii="Wingdings" w:hAnsi="Wingdings" w:hint="default"/>
+        <w:sz w:val="20"/>
+      </w:rPr>
+    </w:lvl>
+  </w:abstractNum>
+  <w:abstractNum w:abstractNumId="25" w15:restartNumberingAfterBreak="0">
     <w:nsid w:val="5E581A93"/>
     <w:multiLevelType w:val="multilevel"/>
     <w:tmpl w:val="42C62084"/>
@@ -4787,7 +6272,7 @@
       </w:rPr>
     </w:lvl>
   </w:abstractNum>
-  <w:abstractNum w:abstractNumId="20" w15:restartNumberingAfterBreak="0">
+  <w:abstractNum w:abstractNumId="26" w15:restartNumberingAfterBreak="0">
     <w:nsid w:val="60BE2AFD"/>
     <w:multiLevelType w:val="multilevel"/>
     <w:tmpl w:val="F3D2610C"/>
@@ -4900,7 +6385,156 @@
       </w:pPr>
     </w:lvl>
   </w:abstractNum>
-  <w:abstractNum w:abstractNumId="21" w15:restartNumberingAfterBreak="0">
+  <w:abstractNum w:abstractNumId="27" w15:restartNumberingAfterBreak="0">
+    <w:nsid w:val="60FF61B5"/>
+    <w:multiLevelType w:val="multilevel"/>
+    <w:tmpl w:val="54ACC7D8"/>
+    <w:lvl w:ilvl="0">
+      <w:start w:val="1"/>
+      <w:numFmt w:val="bullet"/>
+      <w:lvlText w:val=""/>
+      <w:lvlJc w:val="left"/>
+      <w:pPr>
+        <w:tabs>
+          <w:tab w:val="num" w:pos="720"/>
+        </w:tabs>
+        <w:ind w:left="720" w:hanging="360"/>
+      </w:pPr>
+      <w:rPr>
+        <w:rFonts w:ascii="Symbol" w:hAnsi="Symbol" w:hint="default"/>
+        <w:sz w:val="20"/>
+      </w:rPr>
+    </w:lvl>
+    <w:lvl w:ilvl="1" w:tentative="1">
+      <w:start w:val="1"/>
+      <w:numFmt w:val="bullet"/>
+      <w:lvlText w:val="o"/>
+      <w:lvlJc w:val="left"/>
+      <w:pPr>
+        <w:tabs>
+          <w:tab w:val="num" w:pos="1440"/>
+        </w:tabs>
+        <w:ind w:left="1440" w:hanging="360"/>
+      </w:pPr>
+      <w:rPr>
+        <w:rFonts w:ascii="Courier New" w:hAnsi="Courier New" w:hint="default"/>
+        <w:sz w:val="20"/>
+      </w:rPr>
+    </w:lvl>
+    <w:lvl w:ilvl="2" w:tentative="1">
+      <w:start w:val="1"/>
+      <w:numFmt w:val="bullet"/>
+      <w:lvlText w:val=""/>
+      <w:lvlJc w:val="left"/>
+      <w:pPr>
+        <w:tabs>
+          <w:tab w:val="num" w:pos="2160"/>
+        </w:tabs>
+        <w:ind w:left="2160" w:hanging="360"/>
+      </w:pPr>
+      <w:rPr>
+        <w:rFonts w:ascii="Wingdings" w:hAnsi="Wingdings" w:hint="default"/>
+        <w:sz w:val="20"/>
+      </w:rPr>
+    </w:lvl>
+    <w:lvl w:ilvl="3" w:tentative="1">
+      <w:start w:val="1"/>
+      <w:numFmt w:val="bullet"/>
+      <w:lvlText w:val=""/>
+      <w:lvlJc w:val="left"/>
+      <w:pPr>
+        <w:tabs>
+          <w:tab w:val="num" w:pos="2880"/>
+        </w:tabs>
+        <w:ind w:left="2880" w:hanging="360"/>
+      </w:pPr>
+      <w:rPr>
+        <w:rFonts w:ascii="Wingdings" w:hAnsi="Wingdings" w:hint="default"/>
+        <w:sz w:val="20"/>
+      </w:rPr>
+    </w:lvl>
+    <w:lvl w:ilvl="4" w:tentative="1">
+      <w:start w:val="1"/>
+      <w:numFmt w:val="bullet"/>
+      <w:lvlText w:val=""/>
+      <w:lvlJc w:val="left"/>
+      <w:pPr>
+        <w:tabs>
+          <w:tab w:val="num" w:pos="3600"/>
+        </w:tabs>
+        <w:ind w:left="3600" w:hanging="360"/>
+      </w:pPr>
+      <w:rPr>
+        <w:rFonts w:ascii="Wingdings" w:hAnsi="Wingdings" w:hint="default"/>
+        <w:sz w:val="20"/>
+      </w:rPr>
+    </w:lvl>
+    <w:lvl w:ilvl="5" w:tentative="1">
+      <w:start w:val="1"/>
+      <w:numFmt w:val="bullet"/>
+      <w:lvlText w:val=""/>
+      <w:lvlJc w:val="left"/>
+      <w:pPr>
+        <w:tabs>
+          <w:tab w:val="num" w:pos="4320"/>
+        </w:tabs>
+        <w:ind w:left="4320" w:hanging="360"/>
+      </w:pPr>
+      <w:rPr>
+        <w:rFonts w:ascii="Wingdings" w:hAnsi="Wingdings" w:hint="default"/>
+        <w:sz w:val="20"/>
+      </w:rPr>
+    </w:lvl>
+    <w:lvl w:ilvl="6" w:tentative="1">
+      <w:start w:val="1"/>
+      <w:numFmt w:val="bullet"/>
+      <w:lvlText w:val=""/>
+      <w:lvlJc w:val="left"/>
+      <w:pPr>
+        <w:tabs>
+          <w:tab w:val="num" w:pos="5040"/>
+        </w:tabs>
+        <w:ind w:left="5040" w:hanging="360"/>
+      </w:pPr>
+      <w:rPr>
+        <w:rFonts w:ascii="Wingdings" w:hAnsi="Wingdings" w:hint="default"/>
+        <w:sz w:val="20"/>
+      </w:rPr>
+    </w:lvl>
+    <w:lvl w:ilvl="7" w:tentative="1">
+      <w:start w:val="1"/>
+      <w:numFmt w:val="bullet"/>
+      <w:lvlText w:val=""/>
+      <w:lvlJc w:val="left"/>
+      <w:pPr>
+        <w:tabs>
+          <w:tab w:val="num" w:pos="5760"/>
+        </w:tabs>
+        <w:ind w:left="5760" w:hanging="360"/>
+      </w:pPr>
+      <w:rPr>
+        <w:rFonts w:ascii="Wingdings" w:hAnsi="Wingdings" w:hint="default"/>
+        <w:sz w:val="20"/>
+      </w:rPr>
+    </w:lvl>
+    <w:lvl w:ilvl="8" w:tentative="1">
+      <w:start w:val="1"/>
+      <w:numFmt w:val="bullet"/>
+      <w:lvlText w:val=""/>
+      <w:lvlJc w:val="left"/>
+      <w:pPr>
+        <w:tabs>
+          <w:tab w:val="num" w:pos="6480"/>
+        </w:tabs>
+        <w:ind w:left="6480" w:hanging="360"/>
+      </w:pPr>
+      <w:rPr>
+        <w:rFonts w:ascii="Wingdings" w:hAnsi="Wingdings" w:hint="default"/>
+        <w:sz w:val="20"/>
+      </w:rPr>
+    </w:lvl>
+  </w:abstractNum>
+  <w:abstractNum w:abstractNumId="28" w15:restartNumberingAfterBreak="0">
     <w:nsid w:val="613B6A2B"/>
     <w:multiLevelType w:val="multilevel"/>
     <w:tmpl w:val="7F5A31E0"/>
@@ -5049,7 +6683,156 @@
       </w:rPr>
     </w:lvl>
   </w:abstractNum>
-  <w:abstractNum w:abstractNumId="22" w15:restartNumberingAfterBreak="0">
+  <w:abstractNum w:abstractNumId="29" w15:restartNumberingAfterBreak="0">
+    <w:nsid w:val="63852884"/>
+    <w:multiLevelType w:val="multilevel"/>
+    <w:tmpl w:val="23F6DA24"/>
+    <w:lvl w:ilvl="0">
+      <w:start w:val="1"/>
+      <w:numFmt w:val="bullet"/>
+      <w:lvlText w:val=""/>
+      <w:lvlJc w:val="left"/>
+      <w:pPr>
+        <w:tabs>
+          <w:tab w:val="num" w:pos="720"/>
+        </w:tabs>
+        <w:ind w:left="720" w:hanging="360"/>
+      </w:pPr>
+      <w:rPr>
+        <w:rFonts w:ascii="Symbol" w:hAnsi="Symbol" w:hint="default"/>
+        <w:sz w:val="20"/>
+      </w:rPr>
+    </w:lvl>
+    <w:lvl w:ilvl="1" w:tentative="1">
+      <w:start w:val="1"/>
+      <w:numFmt w:val="bullet"/>
+      <w:lvlText w:val="o"/>
+      <w:lvlJc w:val="left"/>
+      <w:pPr>
+        <w:tabs>
+          <w:tab w:val="num" w:pos="1440"/>
+        </w:tabs>
+        <w:ind w:left="1440" w:hanging="360"/>
+      </w:pPr>
+      <w:rPr>
+        <w:rFonts w:ascii="Courier New" w:hAnsi="Courier New" w:hint="default"/>
+        <w:sz w:val="20"/>
+      </w:rPr>
+    </w:lvl>
+    <w:lvl w:ilvl="2" w:tentative="1">
+      <w:start w:val="1"/>
+      <w:numFmt w:val="bullet"/>
+      <w:lvlText w:val=""/>
+      <w:lvlJc w:val="left"/>
+      <w:pPr>
+        <w:tabs>
+          <w:tab w:val="num" w:pos="2160"/>
+        </w:tabs>
+        <w:ind w:left="2160" w:hanging="360"/>
+      </w:pPr>
+      <w:rPr>
+        <w:rFonts w:ascii="Wingdings" w:hAnsi="Wingdings" w:hint="default"/>
+        <w:sz w:val="20"/>
+      </w:rPr>
+    </w:lvl>
+    <w:lvl w:ilvl="3" w:tentative="1">
+      <w:start w:val="1"/>
+      <w:numFmt w:val="bullet"/>
+      <w:lvlText w:val=""/>
+      <w:lvlJc w:val="left"/>
+      <w:pPr>
+        <w:tabs>
+          <w:tab w:val="num" w:pos="2880"/>
+        </w:tabs>
+        <w:ind w:left="2880" w:hanging="360"/>
+      </w:pPr>
+      <w:rPr>
+        <w:rFonts w:ascii="Wingdings" w:hAnsi="Wingdings" w:hint="default"/>
+        <w:sz w:val="20"/>
+      </w:rPr>
+    </w:lvl>
+    <w:lvl w:ilvl="4" w:tentative="1">
+      <w:start w:val="1"/>
+      <w:numFmt w:val="bullet"/>
+      <w:lvlText w:val=""/>
+      <w:lvlJc w:val="left"/>
+      <w:pPr>
+        <w:tabs>
+          <w:tab w:val="num" w:pos="3600"/>
+        </w:tabs>
+        <w:ind w:left="3600" w:hanging="360"/>
+      </w:pPr>
+      <w:rPr>
+        <w:rFonts w:ascii="Wingdings" w:hAnsi="Wingdings" w:hint="default"/>
+        <w:sz w:val="20"/>
+      </w:rPr>
+    </w:lvl>
+    <w:lvl w:ilvl="5" w:tentative="1">
+      <w:start w:val="1"/>
+      <w:numFmt w:val="bullet"/>
+      <w:lvlText w:val=""/>
+      <w:lvlJc w:val="left"/>
+      <w:pPr>
+        <w:tabs>
+          <w:tab w:val="num" w:pos="4320"/>
+        </w:tabs>
+        <w:ind w:left="4320" w:hanging="360"/>
+      </w:pPr>
+      <w:rPr>
+        <w:rFonts w:ascii="Wingdings" w:hAnsi="Wingdings" w:hint="default"/>
+        <w:sz w:val="20"/>
+      </w:rPr>
+    </w:lvl>
+    <w:lvl w:ilvl="6" w:tentative="1">
+      <w:start w:val="1"/>
+      <w:numFmt w:val="bullet"/>
+      <w:lvlText w:val=""/>
+      <w:lvlJc w:val="left"/>
+      <w:pPr>
+        <w:tabs>
+          <w:tab w:val="num" w:pos="5040"/>
+        </w:tabs>
+        <w:ind w:left="5040" w:hanging="360"/>
+      </w:pPr>
+      <w:rPr>
+        <w:rFonts w:ascii="Wingdings" w:hAnsi="Wingdings" w:hint="default"/>
+        <w:sz w:val="20"/>
+      </w:rPr>
+    </w:lvl>
+    <w:lvl w:ilvl="7" w:tentative="1">
+      <w:start w:val="1"/>
+      <w:numFmt w:val="bullet"/>
+      <w:lvlText w:val=""/>
+      <w:lvlJc w:val="left"/>
+      <w:pPr>
+        <w:tabs>
+          <w:tab w:val="num" w:pos="5760"/>
+        </w:tabs>
+        <w:ind w:left="5760" w:hanging="360"/>
+      </w:pPr>
+      <w:rPr>
+        <w:rFonts w:ascii="Wingdings" w:hAnsi="Wingdings" w:hint="default"/>
+        <w:sz w:val="20"/>
+      </w:rPr>
+    </w:lvl>
+    <w:lvl w:ilvl="8" w:tentative="1">
+      <w:start w:val="1"/>
+      <w:numFmt w:val="bullet"/>
+      <w:lvlText w:val=""/>
+      <w:lvlJc w:val="left"/>
+      <w:pPr>
+        <w:tabs>
+          <w:tab w:val="num" w:pos="6480"/>
+        </w:tabs>
+        <w:ind w:left="6480" w:hanging="360"/>
+      </w:pPr>
+      <w:rPr>
+        <w:rFonts w:ascii="Wingdings" w:hAnsi="Wingdings" w:hint="default"/>
+        <w:sz w:val="20"/>
+      </w:rPr>
+    </w:lvl>
+  </w:abstractNum>
+  <w:abstractNum w:abstractNumId="30" w15:restartNumberingAfterBreak="0">
     <w:nsid w:val="66435422"/>
     <w:multiLevelType w:val="multilevel"/>
     <w:tmpl w:val="B524CE50"/>
@@ -5162,7 +6945,156 @@
       </w:pPr>
     </w:lvl>
   </w:abstractNum>
-  <w:abstractNum w:abstractNumId="23" w15:restartNumberingAfterBreak="0">
+  <w:abstractNum w:abstractNumId="31" w15:restartNumberingAfterBreak="0">
+    <w:nsid w:val="68E72B01"/>
+    <w:multiLevelType w:val="multilevel"/>
+    <w:tmpl w:val="0AE073F2"/>
+    <w:lvl w:ilvl="0">
+      <w:start w:val="1"/>
+      <w:numFmt w:val="bullet"/>
+      <w:lvlText w:val=""/>
+      <w:lvlJc w:val="left"/>
+      <w:pPr>
+        <w:tabs>
+          <w:tab w:val="num" w:pos="720"/>
+        </w:tabs>
+        <w:ind w:left="720" w:hanging="360"/>
+      </w:pPr>
+      <w:rPr>
+        <w:rFonts w:ascii="Symbol" w:hAnsi="Symbol" w:hint="default"/>
+        <w:sz w:val="20"/>
+      </w:rPr>
+    </w:lvl>
+    <w:lvl w:ilvl="1" w:tentative="1">
+      <w:start w:val="1"/>
+      <w:numFmt w:val="bullet"/>
+      <w:lvlText w:val="o"/>
+      <w:lvlJc w:val="left"/>
+      <w:pPr>
+        <w:tabs>
+          <w:tab w:val="num" w:pos="1440"/>
+        </w:tabs>
+        <w:ind w:left="1440" w:hanging="360"/>
+      </w:pPr>
+      <w:rPr>
+        <w:rFonts w:ascii="Courier New" w:hAnsi="Courier New" w:hint="default"/>
+        <w:sz w:val="20"/>
+      </w:rPr>
+    </w:lvl>
+    <w:lvl w:ilvl="2" w:tentative="1">
+      <w:start w:val="1"/>
+      <w:numFmt w:val="bullet"/>
+      <w:lvlText w:val=""/>
+      <w:lvlJc w:val="left"/>
+      <w:pPr>
+        <w:tabs>
+          <w:tab w:val="num" w:pos="2160"/>
+        </w:tabs>
+        <w:ind w:left="2160" w:hanging="360"/>
+      </w:pPr>
+      <w:rPr>
+        <w:rFonts w:ascii="Wingdings" w:hAnsi="Wingdings" w:hint="default"/>
+        <w:sz w:val="20"/>
+      </w:rPr>
+    </w:lvl>
+    <w:lvl w:ilvl="3" w:tentative="1">
+      <w:start w:val="1"/>
+      <w:numFmt w:val="bullet"/>
+      <w:lvlText w:val=""/>
+      <w:lvlJc w:val="left"/>
+      <w:pPr>
+        <w:tabs>
+          <w:tab w:val="num" w:pos="2880"/>
+        </w:tabs>
+        <w:ind w:left="2880" w:hanging="360"/>
+      </w:pPr>
+      <w:rPr>
+        <w:rFonts w:ascii="Wingdings" w:hAnsi="Wingdings" w:hint="default"/>
+        <w:sz w:val="20"/>
+      </w:rPr>
+    </w:lvl>
+    <w:lvl w:ilvl="4" w:tentative="1">
+      <w:start w:val="1"/>
+      <w:numFmt w:val="bullet"/>
+      <w:lvlText w:val=""/>
+      <w:lvlJc w:val="left"/>
+      <w:pPr>
+        <w:tabs>
+          <w:tab w:val="num" w:pos="3600"/>
+        </w:tabs>
+        <w:ind w:left="3600" w:hanging="360"/>
+      </w:pPr>
+      <w:rPr>
+        <w:rFonts w:ascii="Wingdings" w:hAnsi="Wingdings" w:hint="default"/>
+        <w:sz w:val="20"/>
+      </w:rPr>
+    </w:lvl>
+    <w:lvl w:ilvl="5" w:tentative="1">
+      <w:start w:val="1"/>
+      <w:numFmt w:val="bullet"/>
+      <w:lvlText w:val=""/>
+      <w:lvlJc w:val="left"/>
+      <w:pPr>
+        <w:tabs>
+          <w:tab w:val="num" w:pos="4320"/>
+        </w:tabs>
+        <w:ind w:left="4320" w:hanging="360"/>
+      </w:pPr>
+      <w:rPr>
+        <w:rFonts w:ascii="Wingdings" w:hAnsi="Wingdings" w:hint="default"/>
+        <w:sz w:val="20"/>
+      </w:rPr>
+    </w:lvl>
+    <w:lvl w:ilvl="6" w:tentative="1">
+      <w:start w:val="1"/>
+      <w:numFmt w:val="bullet"/>
+      <w:lvlText w:val=""/>
+      <w:lvlJc w:val="left"/>
+      <w:pPr>
+        <w:tabs>
+          <w:tab w:val="num" w:pos="5040"/>
+        </w:tabs>
+        <w:ind w:left="5040" w:hanging="360"/>
+      </w:pPr>
+      <w:rPr>
+        <w:rFonts w:ascii="Wingdings" w:hAnsi="Wingdings" w:hint="default"/>
+        <w:sz w:val="20"/>
+      </w:rPr>
+    </w:lvl>
+    <w:lvl w:ilvl="7" w:tentative="1">
+      <w:start w:val="1"/>
+      <w:numFmt w:val="bullet"/>
+      <w:lvlText w:val=""/>
+      <w:lvlJc w:val="left"/>
+      <w:pPr>
+        <w:tabs>
+          <w:tab w:val="num" w:pos="5760"/>
+        </w:tabs>
+        <w:ind w:left="5760" w:hanging="360"/>
+      </w:pPr>
+      <w:rPr>
+        <w:rFonts w:ascii="Wingdings" w:hAnsi="Wingdings" w:hint="default"/>
+        <w:sz w:val="20"/>
+      </w:rPr>
+    </w:lvl>
+    <w:lvl w:ilvl="8" w:tentative="1">
+      <w:start w:val="1"/>
+      <w:numFmt w:val="bullet"/>
+      <w:lvlText w:val=""/>
+      <w:lvlJc w:val="left"/>
+      <w:pPr>
+        <w:tabs>
+          <w:tab w:val="num" w:pos="6480"/>
+        </w:tabs>
+        <w:ind w:left="6480" w:hanging="360"/>
+      </w:pPr>
+      <w:rPr>
+        <w:rFonts w:ascii="Wingdings" w:hAnsi="Wingdings" w:hint="default"/>
+        <w:sz w:val="20"/>
+      </w:rPr>
+    </w:lvl>
+  </w:abstractNum>
+  <w:abstractNum w:abstractNumId="32" w15:restartNumberingAfterBreak="0">
     <w:nsid w:val="6B916E4B"/>
     <w:multiLevelType w:val="multilevel"/>
     <w:tmpl w:val="EE94621A"/>
@@ -5311,7 +7243,120 @@
       </w:rPr>
     </w:lvl>
   </w:abstractNum>
-  <w:abstractNum w:abstractNumId="24" w15:restartNumberingAfterBreak="0">
+  <w:abstractNum w:abstractNumId="33" w15:restartNumberingAfterBreak="0">
+    <w:nsid w:val="6D981E1D"/>
+    <w:multiLevelType w:val="multilevel"/>
+    <w:tmpl w:val="E820C9C2"/>
+    <w:lvl w:ilvl="0">
+      <w:start w:val="1"/>
+      <w:numFmt w:val="decimal"/>
+      <w:lvlText w:val="%1."/>
+      <w:lvlJc w:val="left"/>
+      <w:pPr>
+        <w:ind w:left="1307" w:hanging="456"/>
+      </w:pPr>
+      <w:rPr>
+        <w:rFonts w:hint="default"/>
+      </w:rPr>
+    </w:lvl>
+    <w:lvl w:ilvl="1">
+      <w:start w:val="1"/>
+      <w:numFmt w:val="decimal"/>
+      <w:lvlText w:val="%1.%2."/>
+      <w:lvlJc w:val="left"/>
+      <w:pPr>
+        <w:ind w:left="1440" w:hanging="720"/>
+      </w:pPr>
+      <w:rPr>
+        <w:rFonts w:hint="default"/>
+      </w:rPr>
+    </w:lvl>
+    <w:lvl w:ilvl="2">
+      <w:start w:val="1"/>
+      <w:numFmt w:val="decimal"/>
+      <w:lvlText w:val="%1.%2.%3."/>
+      <w:lvlJc w:val="left"/>
+      <w:pPr>
+        <w:ind w:left="2160" w:hanging="720"/>
+      </w:pPr>
+      <w:rPr>
+        <w:rFonts w:hint="default"/>
+      </w:rPr>
+    </w:lvl>
+    <w:lvl w:ilvl="3">
+      <w:start w:val="1"/>
+      <w:numFmt w:val="decimal"/>
+      <w:lvlText w:val="%1.%2.%3.%4."/>
+      <w:lvlJc w:val="left"/>
+      <w:pPr>
+        <w:ind w:left="3240" w:hanging="1080"/>
+      </w:pPr>
+      <w:rPr>
+        <w:rFonts w:hint="default"/>
+      </w:rPr>
+    </w:lvl>
+    <w:lvl w:ilvl="4">
+      <w:start w:val="1"/>
+      <w:numFmt w:val="decimal"/>
+      <w:lvlText w:val="%1.%2.%3.%4.%5."/>
+      <w:lvlJc w:val="left"/>
+      <w:pPr>
+        <w:ind w:left="4320" w:hanging="1440"/>
+      </w:pPr>
+      <w:rPr>
+        <w:rFonts w:hint="default"/>
+      </w:rPr>
+    </w:lvl>
+    <w:lvl w:ilvl="5">
+      <w:start w:val="1"/>
+      <w:numFmt w:val="decimal"/>
+      <w:lvlText w:val="%1.%2.%3.%4.%5.%6."/>
+      <w:lvlJc w:val="left"/>
+      <w:pPr>
+        <w:ind w:left="5040" w:hanging="1440"/>
+      </w:pPr>
+      <w:rPr>
+        <w:rFonts w:hint="default"/>
+      </w:rPr>
+    </w:lvl>
+    <w:lvl w:ilvl="6">
+      <w:start w:val="1"/>
+      <w:numFmt w:val="decimal"/>
+      <w:lvlText w:val="%1.%2.%3.%4.%5.%6.%7."/>
+      <w:lvlJc w:val="left"/>
+      <w:pPr>
+        <w:ind w:left="6120" w:hanging="1800"/>
+      </w:pPr>
+      <w:rPr>
+        <w:rFonts w:hint="default"/>
+      </w:rPr>
+    </w:lvl>
+    <w:lvl w:ilvl="7">
+      <w:start w:val="1"/>
+      <w:numFmt w:val="decimal"/>
+      <w:lvlText w:val="%1.%2.%3.%4.%5.%6.%7.%8."/>
+      <w:lvlJc w:val="left"/>
+      <w:pPr>
+        <w:ind w:left="7200" w:hanging="2160"/>
+      </w:pPr>
+      <w:rPr>
+        <w:rFonts w:hint="default"/>
+      </w:rPr>
+    </w:lvl>
+    <w:lvl w:ilvl="8">
+      <w:start w:val="1"/>
+      <w:numFmt w:val="decimal"/>
+      <w:lvlText w:val="%1.%2.%3.%4.%5.%6.%7.%8.%9."/>
+      <w:lvlJc w:val="left"/>
+      <w:pPr>
+        <w:ind w:left="7920" w:hanging="2160"/>
+      </w:pPr>
+      <w:rPr>
+        <w:rFonts w:hint="default"/>
+      </w:rPr>
+    </w:lvl>
+  </w:abstractNum>
+  <w:abstractNum w:abstractNumId="34" w15:restartNumberingAfterBreak="0">
     <w:nsid w:val="6EE34ED3"/>
     <w:multiLevelType w:val="multilevel"/>
     <w:tmpl w:val="58DEABC2"/>
@@ -5460,80 +7505,414 @@
       </w:rPr>
     </w:lvl>
   </w:abstractNum>
+  <w:abstractNum w:abstractNumId="35" w15:restartNumberingAfterBreak="0">
+    <w:nsid w:val="746506AB"/>
+    <w:multiLevelType w:val="multilevel"/>
+    <w:tmpl w:val="043AA0C4"/>
+    <w:lvl w:ilvl="0">
+      <w:start w:val="1"/>
+      <w:numFmt w:val="bullet"/>
+      <w:lvlText w:val=""/>
+      <w:lvlJc w:val="left"/>
+      <w:pPr>
+        <w:tabs>
+          <w:tab w:val="num" w:pos="720"/>
+        </w:tabs>
+        <w:ind w:left="720" w:hanging="360"/>
+      </w:pPr>
+      <w:rPr>
+        <w:rFonts w:ascii="Symbol" w:hAnsi="Symbol" w:hint="default"/>
+        <w:sz w:val="20"/>
+      </w:rPr>
+    </w:lvl>
+    <w:lvl w:ilvl="1" w:tentative="1">
+      <w:start w:val="1"/>
+      <w:numFmt w:val="bullet"/>
+      <w:lvlText w:val="o"/>
+      <w:lvlJc w:val="left"/>
+      <w:pPr>
+        <w:tabs>
+          <w:tab w:val="num" w:pos="1440"/>
+        </w:tabs>
+        <w:ind w:left="1440" w:hanging="360"/>
+      </w:pPr>
+      <w:rPr>
+        <w:rFonts w:ascii="Courier New" w:hAnsi="Courier New" w:hint="default"/>
+        <w:sz w:val="20"/>
+      </w:rPr>
+    </w:lvl>
+    <w:lvl w:ilvl="2" w:tentative="1">
+      <w:start w:val="1"/>
+      <w:numFmt w:val="bullet"/>
+      <w:lvlText w:val=""/>
+      <w:lvlJc w:val="left"/>
+      <w:pPr>
+        <w:tabs>
+          <w:tab w:val="num" w:pos="2160"/>
+        </w:tabs>
+        <w:ind w:left="2160" w:hanging="360"/>
+      </w:pPr>
+      <w:rPr>
+        <w:rFonts w:ascii="Wingdings" w:hAnsi="Wingdings" w:hint="default"/>
+        <w:sz w:val="20"/>
+      </w:rPr>
+    </w:lvl>
+    <w:lvl w:ilvl="3" w:tentative="1">
+      <w:start w:val="1"/>
+      <w:numFmt w:val="bullet"/>
+      <w:lvlText w:val=""/>
+      <w:lvlJc w:val="left"/>
+      <w:pPr>
+        <w:tabs>
+          <w:tab w:val="num" w:pos="2880"/>
+        </w:tabs>
+        <w:ind w:left="2880" w:hanging="360"/>
+      </w:pPr>
+      <w:rPr>
+        <w:rFonts w:ascii="Wingdings" w:hAnsi="Wingdings" w:hint="default"/>
+        <w:sz w:val="20"/>
+      </w:rPr>
+    </w:lvl>
+    <w:lvl w:ilvl="4" w:tentative="1">
+      <w:start w:val="1"/>
+      <w:numFmt w:val="bullet"/>
+      <w:lvlText w:val=""/>
+      <w:lvlJc w:val="left"/>
+      <w:pPr>
+        <w:tabs>
+          <w:tab w:val="num" w:pos="3600"/>
+        </w:tabs>
+        <w:ind w:left="3600" w:hanging="360"/>
+      </w:pPr>
+      <w:rPr>
+        <w:rFonts w:ascii="Wingdings" w:hAnsi="Wingdings" w:hint="default"/>
+        <w:sz w:val="20"/>
+      </w:rPr>
+    </w:lvl>
+    <w:lvl w:ilvl="5" w:tentative="1">
+      <w:start w:val="1"/>
+      <w:numFmt w:val="bullet"/>
+      <w:lvlText w:val=""/>
+      <w:lvlJc w:val="left"/>
+      <w:pPr>
+        <w:tabs>
+          <w:tab w:val="num" w:pos="4320"/>
+        </w:tabs>
+        <w:ind w:left="4320" w:hanging="360"/>
+      </w:pPr>
+      <w:rPr>
+        <w:rFonts w:ascii="Wingdings" w:hAnsi="Wingdings" w:hint="default"/>
+        <w:sz w:val="20"/>
+      </w:rPr>
+    </w:lvl>
+    <w:lvl w:ilvl="6" w:tentative="1">
+      <w:start w:val="1"/>
+      <w:numFmt w:val="bullet"/>
+      <w:lvlText w:val=""/>
+      <w:lvlJc w:val="left"/>
+      <w:pPr>
+        <w:tabs>
+          <w:tab w:val="num" w:pos="5040"/>
+        </w:tabs>
+        <w:ind w:left="5040" w:hanging="360"/>
+      </w:pPr>
+      <w:rPr>
+        <w:rFonts w:ascii="Wingdings" w:hAnsi="Wingdings" w:hint="default"/>
+        <w:sz w:val="20"/>
+      </w:rPr>
+    </w:lvl>
+    <w:lvl w:ilvl="7" w:tentative="1">
+      <w:start w:val="1"/>
+      <w:numFmt w:val="bullet"/>
+      <w:lvlText w:val=""/>
+      <w:lvlJc w:val="left"/>
+      <w:pPr>
+        <w:tabs>
+          <w:tab w:val="num" w:pos="5760"/>
+        </w:tabs>
+        <w:ind w:left="5760" w:hanging="360"/>
+      </w:pPr>
+      <w:rPr>
+        <w:rFonts w:ascii="Wingdings" w:hAnsi="Wingdings" w:hint="default"/>
+        <w:sz w:val="20"/>
+      </w:rPr>
+    </w:lvl>
+    <w:lvl w:ilvl="8" w:tentative="1">
+      <w:start w:val="1"/>
+      <w:numFmt w:val="bullet"/>
+      <w:lvlText w:val=""/>
+      <w:lvlJc w:val="left"/>
+      <w:pPr>
+        <w:tabs>
+          <w:tab w:val="num" w:pos="6480"/>
+        </w:tabs>
+        <w:ind w:left="6480" w:hanging="360"/>
+      </w:pPr>
+      <w:rPr>
+        <w:rFonts w:ascii="Wingdings" w:hAnsi="Wingdings" w:hint="default"/>
+        <w:sz w:val="20"/>
+      </w:rPr>
+    </w:lvl>
+  </w:abstractNum>
+  <w:abstractNum w:abstractNumId="36" w15:restartNumberingAfterBreak="0">
+    <w:nsid w:val="79E0695E"/>
+    <w:multiLevelType w:val="multilevel"/>
+    <w:tmpl w:val="0FB4B3A2"/>
+    <w:lvl w:ilvl="0">
+      <w:start w:val="1"/>
+      <w:numFmt w:val="bullet"/>
+      <w:lvlText w:val=""/>
+      <w:lvlJc w:val="left"/>
+      <w:pPr>
+        <w:tabs>
+          <w:tab w:val="num" w:pos="720"/>
+        </w:tabs>
+        <w:ind w:left="720" w:hanging="360"/>
+      </w:pPr>
+      <w:rPr>
+        <w:rFonts w:ascii="Symbol" w:hAnsi="Symbol" w:hint="default"/>
+        <w:sz w:val="20"/>
+      </w:rPr>
+    </w:lvl>
+    <w:lvl w:ilvl="1" w:tentative="1">
+      <w:start w:val="1"/>
+      <w:numFmt w:val="bullet"/>
+      <w:lvlText w:val="o"/>
+      <w:lvlJc w:val="left"/>
+      <w:pPr>
+        <w:tabs>
+          <w:tab w:val="num" w:pos="1440"/>
+        </w:tabs>
+        <w:ind w:left="1440" w:hanging="360"/>
+      </w:pPr>
+      <w:rPr>
+        <w:rFonts w:ascii="Courier New" w:hAnsi="Courier New" w:hint="default"/>
+        <w:sz w:val="20"/>
+      </w:rPr>
+    </w:lvl>
+    <w:lvl w:ilvl="2" w:tentative="1">
+      <w:start w:val="1"/>
+      <w:numFmt w:val="bullet"/>
+      <w:lvlText w:val=""/>
+      <w:lvlJc w:val="left"/>
+      <w:pPr>
+        <w:tabs>
+          <w:tab w:val="num" w:pos="2160"/>
+        </w:tabs>
+        <w:ind w:left="2160" w:hanging="360"/>
+      </w:pPr>
+      <w:rPr>
+        <w:rFonts w:ascii="Wingdings" w:hAnsi="Wingdings" w:hint="default"/>
+        <w:sz w:val="20"/>
+      </w:rPr>
+    </w:lvl>
+    <w:lvl w:ilvl="3" w:tentative="1">
+      <w:start w:val="1"/>
+      <w:numFmt w:val="bullet"/>
+      <w:lvlText w:val=""/>
+      <w:lvlJc w:val="left"/>
+      <w:pPr>
+        <w:tabs>
+          <w:tab w:val="num" w:pos="2880"/>
+        </w:tabs>
+        <w:ind w:left="2880" w:hanging="360"/>
+      </w:pPr>
+      <w:rPr>
+        <w:rFonts w:ascii="Wingdings" w:hAnsi="Wingdings" w:hint="default"/>
+        <w:sz w:val="20"/>
+      </w:rPr>
+    </w:lvl>
+    <w:lvl w:ilvl="4" w:tentative="1">
+      <w:start w:val="1"/>
+      <w:numFmt w:val="bullet"/>
+      <w:lvlText w:val=""/>
+      <w:lvlJc w:val="left"/>
+      <w:pPr>
+        <w:tabs>
+          <w:tab w:val="num" w:pos="3600"/>
+        </w:tabs>
+        <w:ind w:left="3600" w:hanging="360"/>
+      </w:pPr>
+      <w:rPr>
+        <w:rFonts w:ascii="Wingdings" w:hAnsi="Wingdings" w:hint="default"/>
+        <w:sz w:val="20"/>
+      </w:rPr>
+    </w:lvl>
+    <w:lvl w:ilvl="5" w:tentative="1">
+      <w:start w:val="1"/>
+      <w:numFmt w:val="bullet"/>
+      <w:lvlText w:val=""/>
+      <w:lvlJc w:val="left"/>
+      <w:pPr>
+        <w:tabs>
+          <w:tab w:val="num" w:pos="4320"/>
+        </w:tabs>
+        <w:ind w:left="4320" w:hanging="360"/>
+      </w:pPr>
+      <w:rPr>
+        <w:rFonts w:ascii="Wingdings" w:hAnsi="Wingdings" w:hint="default"/>
+        <w:sz w:val="20"/>
+      </w:rPr>
+    </w:lvl>
+    <w:lvl w:ilvl="6" w:tentative="1">
+      <w:start w:val="1"/>
+      <w:numFmt w:val="bullet"/>
+      <w:lvlText w:val=""/>
+      <w:lvlJc w:val="left"/>
+      <w:pPr>
+        <w:tabs>
+          <w:tab w:val="num" w:pos="5040"/>
+        </w:tabs>
+        <w:ind w:left="5040" w:hanging="360"/>
+      </w:pPr>
+      <w:rPr>
+        <w:rFonts w:ascii="Wingdings" w:hAnsi="Wingdings" w:hint="default"/>
+        <w:sz w:val="20"/>
+      </w:rPr>
+    </w:lvl>
+    <w:lvl w:ilvl="7" w:tentative="1">
+      <w:start w:val="1"/>
+      <w:numFmt w:val="bullet"/>
+      <w:lvlText w:val=""/>
+      <w:lvlJc w:val="left"/>
+      <w:pPr>
+        <w:tabs>
+          <w:tab w:val="num" w:pos="5760"/>
+        </w:tabs>
+        <w:ind w:left="5760" w:hanging="360"/>
+      </w:pPr>
+      <w:rPr>
+        <w:rFonts w:ascii="Wingdings" w:hAnsi="Wingdings" w:hint="default"/>
+        <w:sz w:val="20"/>
+      </w:rPr>
+    </w:lvl>
+    <w:lvl w:ilvl="8" w:tentative="1">
+      <w:start w:val="1"/>
+      <w:numFmt w:val="bullet"/>
+      <w:lvlText w:val=""/>
+      <w:lvlJc w:val="left"/>
+      <w:pPr>
+        <w:tabs>
+          <w:tab w:val="num" w:pos="6480"/>
+        </w:tabs>
+        <w:ind w:left="6480" w:hanging="360"/>
+      </w:pPr>
+      <w:rPr>
+        <w:rFonts w:ascii="Wingdings" w:hAnsi="Wingdings" w:hint="default"/>
+        <w:sz w:val="20"/>
+      </w:rPr>
+    </w:lvl>
+  </w:abstractNum>
   <w:num w:numId="1" w16cid:durableId="1529177929">
-    <w:abstractNumId w:val="16"/>
+    <w:abstractNumId w:val="19"/>
   </w:num>
   <w:num w:numId="2" w16cid:durableId="307445705">
-    <w:abstractNumId w:val="13"/>
+    <w:abstractNumId w:val="14"/>
   </w:num>
   <w:num w:numId="3" w16cid:durableId="158666369">
+    <w:abstractNumId w:val="11"/>
+  </w:num>
+  <w:num w:numId="4" w16cid:durableId="52579267">
+    <w:abstractNumId w:val="9"/>
+  </w:num>
+  <w:num w:numId="5" w16cid:durableId="293289968">
+    <w:abstractNumId w:val="20"/>
+  </w:num>
+  <w:num w:numId="6" w16cid:durableId="422608618">
+    <w:abstractNumId w:val="6"/>
+  </w:num>
+  <w:num w:numId="7" w16cid:durableId="338124148">
+    <w:abstractNumId w:val="4"/>
+  </w:num>
+  <w:num w:numId="8" w16cid:durableId="1768887825">
+    <w:abstractNumId w:val="7"/>
+  </w:num>
+  <w:num w:numId="9" w16cid:durableId="751241088">
     <w:abstractNumId w:val="10"/>
   </w:num>
-  <w:num w:numId="4" w16cid:durableId="52579267">
-    <w:abstractNumId w:val="8"/>
+  <w:num w:numId="10" w16cid:durableId="1920871674">
+    <w:abstractNumId w:val="34"/>
   </w:num>
-  <w:num w:numId="5" w16cid:durableId="293289968">
-    <w:abstractNumId w:val="17"/>
-  </w:num>
-  <w:num w:numId="6" w16cid:durableId="422608618">
+  <w:num w:numId="11" w16cid:durableId="1194999379">
     <w:abstractNumId w:val="5"/>
   </w:num>
-  <w:num w:numId="7" w16cid:durableId="338124148">
-    <w:abstractNumId w:val="3"/>
-  </w:num>
-  <w:num w:numId="8" w16cid:durableId="1768887825">
-    <w:abstractNumId w:val="6"/>
-  </w:num>
-  <w:num w:numId="9" w16cid:durableId="751241088">
-    <w:abstractNumId w:val="9"/>
-  </w:num>
-  <w:num w:numId="10" w16cid:durableId="1920871674">
-    <w:abstractNumId w:val="24"/>
-  </w:num>
-  <w:num w:numId="11" w16cid:durableId="1194999379">
-    <w:abstractNumId w:val="4"/>
-  </w:num>
   <w:num w:numId="12" w16cid:durableId="143547441">
-    <w:abstractNumId w:val="14"/>
+    <w:abstractNumId w:val="15"/>
   </w:num>
   <w:num w:numId="13" w16cid:durableId="1458377426">
     <w:abstractNumId w:val="2"/>
   </w:num>
   <w:num w:numId="14" w16cid:durableId="348214369">
-    <w:abstractNumId w:val="15"/>
+    <w:abstractNumId w:val="16"/>
   </w:num>
   <w:num w:numId="15" w16cid:durableId="1833636670">
-    <w:abstractNumId w:val="18"/>
+    <w:abstractNumId w:val="22"/>
   </w:num>
   <w:num w:numId="16" w16cid:durableId="1358698270">
-    <w:abstractNumId w:val="20"/>
+    <w:abstractNumId w:val="26"/>
   </w:num>
   <w:num w:numId="17" w16cid:durableId="1057894500">
     <w:abstractNumId w:val="0"/>
   </w:num>
   <w:num w:numId="18" w16cid:durableId="56629243">
-    <w:abstractNumId w:val="7"/>
+    <w:abstractNumId w:val="8"/>
   </w:num>
   <w:num w:numId="19" w16cid:durableId="255525052">
-    <w:abstractNumId w:val="11"/>
+    <w:abstractNumId w:val="12"/>
   </w:num>
   <w:num w:numId="20" w16cid:durableId="1441949318">
-    <w:abstractNumId w:val="21"/>
+    <w:abstractNumId w:val="28"/>
   </w:num>
   <w:num w:numId="21" w16cid:durableId="1814827642">
-    <w:abstractNumId w:val="23"/>
+    <w:abstractNumId w:val="32"/>
   </w:num>
   <w:num w:numId="22" w16cid:durableId="770121660">
     <w:abstractNumId w:val="1"/>
   </w:num>
   <w:num w:numId="23" w16cid:durableId="706488131">
-    <w:abstractNumId w:val="12"/>
+    <w:abstractNumId w:val="13"/>
   </w:num>
   <w:num w:numId="24" w16cid:durableId="903489307">
-    <w:abstractNumId w:val="22"/>
+    <w:abstractNumId w:val="30"/>
   </w:num>
   <w:num w:numId="25" w16cid:durableId="1922180829">
-    <w:abstractNumId w:val="19"/>
+    <w:abstractNumId w:val="25"/>
+  </w:num>
+  <w:num w:numId="26" w16cid:durableId="1253393303">
+    <w:abstractNumId w:val="33"/>
+  </w:num>
+  <w:num w:numId="27" w16cid:durableId="634986330">
+    <w:abstractNumId w:val="27"/>
+  </w:num>
+  <w:num w:numId="28" w16cid:durableId="1815219950">
+    <w:abstractNumId w:val="36"/>
+  </w:num>
+  <w:num w:numId="29" w16cid:durableId="557666173">
+    <w:abstractNumId w:val="29"/>
+  </w:num>
+  <w:num w:numId="30" w16cid:durableId="491944393">
+    <w:abstractNumId w:val="24"/>
+  </w:num>
+  <w:num w:numId="31" w16cid:durableId="221063023">
+    <w:abstractNumId w:val="35"/>
+  </w:num>
+  <w:num w:numId="32" w16cid:durableId="393239933">
+    <w:abstractNumId w:val="3"/>
+  </w:num>
+  <w:num w:numId="33" w16cid:durableId="1357775189">
+    <w:abstractNumId w:val="17"/>
+  </w:num>
+  <w:num w:numId="34" w16cid:durableId="715348929">
+    <w:abstractNumId w:val="21"/>
+  </w:num>
+  <w:num w:numId="35" w16cid:durableId="1881554616">
+    <w:abstractNumId w:val="18"/>
+  </w:num>
+  <w:num w:numId="36" w16cid:durableId="1281378100">
+    <w:abstractNumId w:val="31"/>
+  </w:num>
+  <w:num w:numId="37" w16cid:durableId="1698504695">
+    <w:abstractNumId w:val="23"/>
   </w:num>
 </w:numbering>
 </file>
@@ -5966,7 +8345,6 @@
     <w:next w:val="Normal"/>
     <w:link w:val="Titre2Car"/>
     <w:uiPriority w:val="9"/>
-    <w:semiHidden/>
     <w:unhideWhenUsed/>
     <w:qFormat/>
     <w:rsid w:val="004174B0"/>
@@ -5989,7 +8367,6 @@
     <w:next w:val="Normal"/>
     <w:link w:val="Titre3Car"/>
     <w:uiPriority w:val="9"/>
-    <w:semiHidden/>
     <w:unhideWhenUsed/>
     <w:qFormat/>
     <w:rsid w:val="004174B0"/>
@@ -6182,7 +8559,6 @@
     <w:basedOn w:val="Policepardfaut"/>
     <w:link w:val="Titre2"/>
     <w:uiPriority w:val="9"/>
-    <w:semiHidden/>
     <w:rsid w:val="004174B0"/>
     <w:rPr>
       <w:rFonts w:asciiTheme="majorHAnsi" w:eastAsiaTheme="majorEastAsia" w:hAnsiTheme="majorHAnsi" w:cstheme="majorBidi"/>
@@ -6196,7 +8572,6 @@
     <w:basedOn w:val="Policepardfaut"/>
     <w:link w:val="Titre3"/>
     <w:uiPriority w:val="9"/>
-    <w:semiHidden/>
     <w:rsid w:val="004174B0"/>
     <w:rPr>
       <w:rFonts w:eastAsiaTheme="majorEastAsia" w:cstheme="majorBidi"/>
@@ -6452,6 +8827,23 @@
       <w:smallCaps/>
       <w:color w:val="0F4761" w:themeColor="accent1" w:themeShade="BF"/>
       <w:spacing w:val="5"/>
+    </w:rPr>
+  </w:style>
+  <w:style w:type="paragraph" w:styleId="NormalWeb">
+    <w:name w:val="Normal (Web)"/>
+    <w:basedOn w:val="Normal"/>
+    <w:uiPriority w:val="99"/>
+    <w:semiHidden/>
+    <w:unhideWhenUsed/>
+    <w:rsid w:val="00413B03"/>
+    <w:pPr>
+      <w:spacing w:before="100" w:beforeAutospacing="1" w:after="100" w:afterAutospacing="1" w:line="240" w:lineRule="auto"/>
+    </w:pPr>
+    <w:rPr>
+      <w:rFonts w:ascii="Times New Roman" w:eastAsia="Times New Roman" w:hAnsi="Times New Roman" w:cs="Times New Roman"/>
+      <w:kern w:val="0"/>
+      <w:lang w:eastAsia="fr-FR"/>
+      <w14:ligatures w14:val="none"/>
     </w:rPr>
   </w:style>
 </w:styles>
